--- a/entregas/plano-contingencia-agua/cenarios/07-refluxo-de-esgoto/cenario-7-refluxo-de-esgoto-procedimento.docx
+++ b/entregas/plano-contingencia-agua/cenarios/07-refluxo-de-esgoto/cenario-7-refluxo-de-esgoto-procedimento.docx
@@ -1705,6 +1705,7 @@
     <w:p>
       <w:pPr>
         <w:keepNext/>
+        <w:pageBreakBefore/>
         <w:pBdr>
           <w:bottom w:val="single" w:sz="8" w:space="5" w:color="2F4162"/>
         </w:pBdr>
@@ -2475,6 +2476,7 @@
     <w:p>
       <w:pPr>
         <w:keepNext/>
+        <w:pageBreakBefore/>
         <w:pBdr>
           <w:bottom w:val="single" w:sz="8" w:space="5" w:color="2F4162"/>
         </w:pBdr>
@@ -3473,6 +3475,7 @@
     <w:p>
       <w:pPr>
         <w:keepNext/>
+        <w:pageBreakBefore/>
         <w:pBdr>
           <w:bottom w:val="single" w:sz="8" w:space="5" w:color="2F4162"/>
         </w:pBdr>
@@ -4470,6 +4473,7 @@
     <w:p>
       <w:pPr>
         <w:keepNext/>
+        <w:pageBreakBefore/>
         <w:pBdr>
           <w:bottom w:val="single" w:sz="8" w:space="5" w:color="2F4162"/>
         </w:pBdr>
@@ -5663,53 +5667,48 @@
     </w:p>
     <w:p>
       <w:pPr>
-        <w:tabs>
-          <w:tab w:pos="260" w:val="left"/>
-        </w:tabs>
-        <w:spacing w:after="60" w:before="0" w:line="284" w:lineRule="exact"/>
-        <w:ind w:left="260" w:hanging="260"/>
+        <w:spacing w:after="130" w:before="0" w:line="284" w:lineRule="exact"/>
         <w:jc w:val="both"/>
       </w:pPr>
       <w:r>
         <w:rPr>
           <w:rFonts w:ascii="Arial" w:hAnsi="Arial" w:cs="Arial" w:eastAsia="Arial"/>
-          <w:b w:val="0"/>
-          <w:i w:val="0"/>
-          <w:color w:val="2F4162"/>
-          <w:sz w:val="20"/>
-        </w:rPr>
-        <w:t>1.</w:t>
-        <w:tab/>
-      </w:r>
-      <w:r>
-        <w:rPr>
-          <w:rFonts w:ascii="Arial" w:hAnsi="Arial" w:cs="Arial" w:eastAsia="Arial"/>
-          <w:b w:val="0"/>
-          <w:i w:val="0"/>
-          <w:color w:val="1F2A37"/>
-          <w:sz w:val="20"/>
-        </w:rPr>
-        <w:t xml:space="preserve">Escalar pela escada </w:t>
-      </w:r>
-      <w:r>
-        <w:rPr>
-          <w:rFonts w:ascii="Arial" w:hAnsi="Arial" w:cs="Arial" w:eastAsia="Arial"/>
-          <w:b/>
-          <w:i w:val="0"/>
-          <w:color w:val="1F2A37"/>
-          <w:sz w:val="20"/>
-        </w:rPr>
-        <w:t>nível 1 → 2 → 3</w:t>
-      </w:r>
-      <w:r>
-        <w:rPr>
-          <w:rFonts w:ascii="Arial" w:hAnsi="Arial" w:cs="Arial" w:eastAsia="Arial"/>
-          <w:b w:val="0"/>
-          <w:i w:val="0"/>
-          <w:color w:val="1F2A37"/>
-          <w:sz w:val="20"/>
-        </w:rPr>
-        <w:t>, na ordem da ficha.</w:t>
+          <w:b/>
+          <w:i w:val="0"/>
+          <w:color w:val="1F2A37"/>
+          <w:sz w:val="20"/>
+        </w:rPr>
+        <w:t>Comunicação:</w:t>
+      </w:r>
+      <w:r>
+        <w:rPr>
+          <w:rFonts w:ascii="Arial" w:hAnsi="Arial" w:cs="Arial" w:eastAsia="Arial"/>
+          <w:b w:val="0"/>
+          <w:i w:val="0"/>
+          <w:color w:val="1F2A37"/>
+          <w:sz w:val="20"/>
+        </w:rPr>
+        <w:t xml:space="preserve"> classifique o grau da ocorrência (G1, G2 ou G3) e siga o </w:t>
+      </w:r>
+      <w:r>
+        <w:rPr>
+          <w:rFonts w:ascii="Arial" w:hAnsi="Arial" w:cs="Arial" w:eastAsia="Arial"/>
+          <w:b/>
+          <w:i w:val="0"/>
+          <w:color w:val="1F2A37"/>
+          <w:sz w:val="20"/>
+        </w:rPr>
+        <w:t>Cenário T</w:t>
+      </w:r>
+      <w:r>
+        <w:rPr>
+          <w:rFonts w:ascii="Arial" w:hAnsi="Arial" w:cs="Arial" w:eastAsia="Arial"/>
+          <w:b w:val="0"/>
+          <w:i w:val="0"/>
+          <w:color w:val="1F2A37"/>
+          <w:sz w:val="20"/>
+        </w:rPr>
+        <w:t>: quem avisa quem, em que prazo e com que modelo.</w:t>
       </w:r>
     </w:p>
     <w:p>
@@ -5729,148 +5728,38 @@
           <w:color w:val="2F4162"/>
           <w:sz w:val="20"/>
         </w:rPr>
-        <w:t>2.</w:t>
+        <w:t>1.</w:t>
         <w:tab/>
       </w:r>
       <w:r>
         <w:rPr>
           <w:rFonts w:ascii="Arial" w:hAnsi="Arial" w:cs="Arial" w:eastAsia="Arial"/>
-          <w:b/>
-          <w:i w:val="0"/>
-          <w:color w:val="1F2A37"/>
-          <w:sz w:val="20"/>
-        </w:rPr>
-        <w:t>Gestão aciona</w:t>
-      </w:r>
-      <w:r>
-        <w:rPr>
-          <w:rFonts w:ascii="Arial" w:hAnsi="Arial" w:cs="Arial" w:eastAsia="Arial"/>
-          <w:b w:val="0"/>
-          <w:i w:val="0"/>
-          <w:color w:val="1F2A37"/>
-          <w:sz w:val="20"/>
-        </w:rPr>
-        <w:t xml:space="preserve">, conforme o ramo: </w:t>
-      </w:r>
-      <w:r>
-        <w:rPr>
-          <w:rFonts w:ascii="Arial" w:hAnsi="Arial" w:cs="Arial" w:eastAsia="Arial"/>
-          <w:b/>
-          <w:i w:val="0"/>
-          <w:color w:val="1F2A37"/>
-          <w:sz w:val="20"/>
-        </w:rPr>
-        <w:t>desentupidora</w:t>
-      </w:r>
-      <w:r>
-        <w:rPr>
-          <w:rFonts w:ascii="Arial" w:hAnsi="Arial" w:cs="Arial" w:eastAsia="Arial"/>
-          <w:b w:val="0"/>
-          <w:i w:val="0"/>
-          <w:color w:val="1F2A37"/>
-          <w:sz w:val="20"/>
-        </w:rPr>
-        <w:t xml:space="preserve"> (A), </w:t>
-      </w:r>
-      <w:r>
-        <w:rPr>
-          <w:rFonts w:ascii="Arial" w:hAnsi="Arial" w:cs="Arial" w:eastAsia="Arial"/>
-          <w:b/>
-          <w:i w:val="0"/>
-          <w:color w:val="1F2A37"/>
-          <w:sz w:val="20"/>
-        </w:rPr>
-        <w:t>empresa de sucção</w:t>
-      </w:r>
-      <w:r>
-        <w:rPr>
-          <w:rFonts w:ascii="Arial" w:hAnsi="Arial" w:cs="Arial" w:eastAsia="Arial"/>
-          <w:b w:val="0"/>
-          <w:i w:val="0"/>
-          <w:color w:val="1F2A37"/>
-          <w:sz w:val="20"/>
-        </w:rPr>
-        <w:t xml:space="preserve"> e </w:t>
-      </w:r>
-      <w:r>
-        <w:rPr>
-          <w:rFonts w:ascii="Arial" w:hAnsi="Arial" w:cs="Arial" w:eastAsia="Arial"/>
-          <w:b/>
-          <w:i w:val="0"/>
-          <w:color w:val="1F2A37"/>
-          <w:sz w:val="20"/>
-        </w:rPr>
-        <w:t>elétrica/bombas</w:t>
-      </w:r>
-      <w:r>
-        <w:rPr>
-          <w:rFonts w:ascii="Arial" w:hAnsi="Arial" w:cs="Arial" w:eastAsia="Arial"/>
-          <w:b w:val="0"/>
-          <w:i w:val="0"/>
-          <w:color w:val="1F2A37"/>
-          <w:sz w:val="20"/>
-        </w:rPr>
-        <w:t xml:space="preserve"> (C), </w:t>
-      </w:r>
-      <w:r>
-        <w:rPr>
-          <w:rFonts w:ascii="Arial" w:hAnsi="Arial" w:cs="Arial" w:eastAsia="Arial"/>
-          <w:b/>
-          <w:i w:val="0"/>
-          <w:color w:val="1F2A37"/>
-          <w:sz w:val="20"/>
-        </w:rPr>
-        <w:t>hidráulica</w:t>
-      </w:r>
-      <w:r>
-        <w:rPr>
-          <w:rFonts w:ascii="Arial" w:hAnsi="Arial" w:cs="Arial" w:eastAsia="Arial"/>
-          <w:b w:val="0"/>
-          <w:i w:val="0"/>
-          <w:color w:val="1F2A37"/>
-          <w:sz w:val="20"/>
-        </w:rPr>
-        <w:t xml:space="preserve"> (D, E), </w:t>
-      </w:r>
-      <w:r>
-        <w:rPr>
-          <w:rFonts w:ascii="Arial" w:hAnsi="Arial" w:cs="Arial" w:eastAsia="Arial"/>
-          <w:b/>
-          <w:i w:val="0"/>
-          <w:color w:val="1F2A37"/>
-          <w:sz w:val="20"/>
-        </w:rPr>
-        <w:t>concessionária</w:t>
-      </w:r>
-      <w:r>
-        <w:rPr>
-          <w:rFonts w:ascii="Arial" w:hAnsi="Arial" w:cs="Arial" w:eastAsia="Arial"/>
-          <w:b w:val="0"/>
-          <w:i w:val="0"/>
-          <w:color w:val="1F2A37"/>
-          <w:sz w:val="20"/>
-        </w:rPr>
-        <w:t xml:space="preserve"> se o síndico decidir (B; seção 12), </w:t>
-      </w:r>
-      <w:r>
-        <w:rPr>
-          <w:rFonts w:ascii="Arial" w:hAnsi="Arial" w:cs="Arial" w:eastAsia="Arial"/>
-          <w:b/>
-          <w:i w:val="0"/>
-          <w:color w:val="1F2A37"/>
-          <w:sz w:val="20"/>
-        </w:rPr>
-        <w:t>consultor</w:t>
-      </w:r>
-      <w:r>
-        <w:rPr>
-          <w:rFonts w:ascii="Arial" w:hAnsi="Arial" w:cs="Arial" w:eastAsia="Arial"/>
-          <w:b w:val="0"/>
-          <w:i w:val="0"/>
-          <w:color w:val="1F2A37"/>
-          <w:sz w:val="20"/>
-        </w:rPr>
-        <w:t xml:space="preserve"> (E, F).</w:t>
+          <w:b w:val="0"/>
+          <w:i w:val="0"/>
+          <w:color w:val="1F2A37"/>
+          <w:sz w:val="20"/>
+        </w:rPr>
+        <w:t xml:space="preserve">Escalar pela escada </w:t>
+      </w:r>
+      <w:r>
+        <w:rPr>
+          <w:rFonts w:ascii="Arial" w:hAnsi="Arial" w:cs="Arial" w:eastAsia="Arial"/>
+          <w:b/>
+          <w:i w:val="0"/>
+          <w:color w:val="1F2A37"/>
+          <w:sz w:val="20"/>
+        </w:rPr>
+        <w:t>nível 1 → 2 → 3</w:t>
+      </w:r>
+      <w:r>
+        <w:rPr>
+          <w:rFonts w:ascii="Arial" w:hAnsi="Arial" w:cs="Arial" w:eastAsia="Arial"/>
+          <w:b w:val="0"/>
+          <w:i w:val="0"/>
+          <w:color w:val="1F2A37"/>
+          <w:sz w:val="20"/>
+        </w:rPr>
+        <w:t>, na ordem da ficha.</w:t>
       </w:r>
     </w:p>
     <w:p>
@@ -5890,7 +5779,7 @@
           <w:color w:val="2F4162"/>
           <w:sz w:val="20"/>
         </w:rPr>
-        <w:t>3.</w:t>
+        <w:t>2.</w:t>
         <w:tab/>
       </w:r>
       <w:r>
@@ -5901,57 +5790,137 @@
           <w:color w:val="1F2A37"/>
           <w:sz w:val="20"/>
         </w:rPr>
-        <w:t>Síndico decide</w:t>
-      </w:r>
-      <w:r>
-        <w:rPr>
-          <w:rFonts w:ascii="Arial" w:hAnsi="Arial" w:cs="Arial" w:eastAsia="Arial"/>
-          <w:b w:val="0"/>
-          <w:i w:val="0"/>
-          <w:color w:val="1F2A37"/>
-          <w:sz w:val="20"/>
-        </w:rPr>
-        <w:t xml:space="preserve"> a </w:t>
-      </w:r>
-      <w:r>
-        <w:rPr>
-          <w:rFonts w:ascii="Arial" w:hAnsi="Arial" w:cs="Arial" w:eastAsia="Arial"/>
-          <w:b/>
-          <w:i w:val="0"/>
-          <w:color w:val="1F2A37"/>
-          <w:sz w:val="20"/>
-        </w:rPr>
-        <w:t>interdição</w:t>
-      </w:r>
-      <w:r>
-        <w:rPr>
-          <w:rFonts w:ascii="Arial" w:hAnsi="Arial" w:cs="Arial" w:eastAsia="Arial"/>
-          <w:b w:val="0"/>
-          <w:i w:val="0"/>
-          <w:color w:val="1F2A37"/>
-          <w:sz w:val="20"/>
-        </w:rPr>
-        <w:t xml:space="preserve"> (seção 7), as </w:t>
-      </w:r>
-      <w:r>
-        <w:rPr>
-          <w:rFonts w:ascii="Arial" w:hAnsi="Arial" w:cs="Arial" w:eastAsia="Arial"/>
-          <w:b/>
-          <w:i w:val="0"/>
-          <w:color w:val="1F2A37"/>
-          <w:sz w:val="20"/>
-        </w:rPr>
-        <w:t>notificações externas</w:t>
-      </w:r>
-      <w:r>
-        <w:rPr>
-          <w:rFonts w:ascii="Arial" w:hAnsi="Arial" w:cs="Arial" w:eastAsia="Arial"/>
-          <w:b w:val="0"/>
-          <w:i w:val="0"/>
-          <w:color w:val="1F2A37"/>
-          <w:sz w:val="20"/>
-        </w:rPr>
-        <w:t xml:space="preserve"> (seção 12) e a comunicação. Em dúvida jurídica, acionar o jurídico.</w:t>
+        <w:t>Gestão aciona</w:t>
+      </w:r>
+      <w:r>
+        <w:rPr>
+          <w:rFonts w:ascii="Arial" w:hAnsi="Arial" w:cs="Arial" w:eastAsia="Arial"/>
+          <w:b w:val="0"/>
+          <w:i w:val="0"/>
+          <w:color w:val="1F2A37"/>
+          <w:sz w:val="20"/>
+        </w:rPr>
+        <w:t xml:space="preserve">, conforme o ramo: </w:t>
+      </w:r>
+      <w:r>
+        <w:rPr>
+          <w:rFonts w:ascii="Arial" w:hAnsi="Arial" w:cs="Arial" w:eastAsia="Arial"/>
+          <w:b/>
+          <w:i w:val="0"/>
+          <w:color w:val="1F2A37"/>
+          <w:sz w:val="20"/>
+        </w:rPr>
+        <w:t>desentupidora</w:t>
+      </w:r>
+      <w:r>
+        <w:rPr>
+          <w:rFonts w:ascii="Arial" w:hAnsi="Arial" w:cs="Arial" w:eastAsia="Arial"/>
+          <w:b w:val="0"/>
+          <w:i w:val="0"/>
+          <w:color w:val="1F2A37"/>
+          <w:sz w:val="20"/>
+        </w:rPr>
+        <w:t xml:space="preserve"> (A), </w:t>
+      </w:r>
+      <w:r>
+        <w:rPr>
+          <w:rFonts w:ascii="Arial" w:hAnsi="Arial" w:cs="Arial" w:eastAsia="Arial"/>
+          <w:b/>
+          <w:i w:val="0"/>
+          <w:color w:val="1F2A37"/>
+          <w:sz w:val="20"/>
+        </w:rPr>
+        <w:t>empresa de sucção</w:t>
+      </w:r>
+      <w:r>
+        <w:rPr>
+          <w:rFonts w:ascii="Arial" w:hAnsi="Arial" w:cs="Arial" w:eastAsia="Arial"/>
+          <w:b w:val="0"/>
+          <w:i w:val="0"/>
+          <w:color w:val="1F2A37"/>
+          <w:sz w:val="20"/>
+        </w:rPr>
+        <w:t xml:space="preserve"> e </w:t>
+      </w:r>
+      <w:r>
+        <w:rPr>
+          <w:rFonts w:ascii="Arial" w:hAnsi="Arial" w:cs="Arial" w:eastAsia="Arial"/>
+          <w:b/>
+          <w:i w:val="0"/>
+          <w:color w:val="1F2A37"/>
+          <w:sz w:val="20"/>
+        </w:rPr>
+        <w:t>elétrica/bombas</w:t>
+      </w:r>
+      <w:r>
+        <w:rPr>
+          <w:rFonts w:ascii="Arial" w:hAnsi="Arial" w:cs="Arial" w:eastAsia="Arial"/>
+          <w:b w:val="0"/>
+          <w:i w:val="0"/>
+          <w:color w:val="1F2A37"/>
+          <w:sz w:val="20"/>
+        </w:rPr>
+        <w:t xml:space="preserve"> (C), </w:t>
+      </w:r>
+      <w:r>
+        <w:rPr>
+          <w:rFonts w:ascii="Arial" w:hAnsi="Arial" w:cs="Arial" w:eastAsia="Arial"/>
+          <w:b/>
+          <w:i w:val="0"/>
+          <w:color w:val="1F2A37"/>
+          <w:sz w:val="20"/>
+        </w:rPr>
+        <w:t>hidráulica</w:t>
+      </w:r>
+      <w:r>
+        <w:rPr>
+          <w:rFonts w:ascii="Arial" w:hAnsi="Arial" w:cs="Arial" w:eastAsia="Arial"/>
+          <w:b w:val="0"/>
+          <w:i w:val="0"/>
+          <w:color w:val="1F2A37"/>
+          <w:sz w:val="20"/>
+        </w:rPr>
+        <w:t xml:space="preserve"> (D, E), </w:t>
+      </w:r>
+      <w:r>
+        <w:rPr>
+          <w:rFonts w:ascii="Arial" w:hAnsi="Arial" w:cs="Arial" w:eastAsia="Arial"/>
+          <w:b/>
+          <w:i w:val="0"/>
+          <w:color w:val="1F2A37"/>
+          <w:sz w:val="20"/>
+        </w:rPr>
+        <w:t>concessionária</w:t>
+      </w:r>
+      <w:r>
+        <w:rPr>
+          <w:rFonts w:ascii="Arial" w:hAnsi="Arial" w:cs="Arial" w:eastAsia="Arial"/>
+          <w:b w:val="0"/>
+          <w:i w:val="0"/>
+          <w:color w:val="1F2A37"/>
+          <w:sz w:val="20"/>
+        </w:rPr>
+        <w:t xml:space="preserve"> se o síndico decidir (B; seção 12), </w:t>
+      </w:r>
+      <w:r>
+        <w:rPr>
+          <w:rFonts w:ascii="Arial" w:hAnsi="Arial" w:cs="Arial" w:eastAsia="Arial"/>
+          <w:b/>
+          <w:i w:val="0"/>
+          <w:color w:val="1F2A37"/>
+          <w:sz w:val="20"/>
+        </w:rPr>
+        <w:t>consultor</w:t>
+      </w:r>
+      <w:r>
+        <w:rPr>
+          <w:rFonts w:ascii="Arial" w:hAnsi="Arial" w:cs="Arial" w:eastAsia="Arial"/>
+          <w:b w:val="0"/>
+          <w:i w:val="0"/>
+          <w:color w:val="1F2A37"/>
+          <w:sz w:val="20"/>
+        </w:rPr>
+        <w:t xml:space="preserve"> (E, F).</w:t>
       </w:r>
     </w:p>
     <w:p>
@@ -5971,7 +5940,7 @@
           <w:color w:val="2F4162"/>
           <w:sz w:val="20"/>
         </w:rPr>
-        <w:t>4.</w:t>
+        <w:t>3.</w:t>
         <w:tab/>
       </w:r>
       <w:r>
@@ -5982,77 +5951,57 @@
           <w:color w:val="1F2A37"/>
           <w:sz w:val="20"/>
         </w:rPr>
-        <w:t>Comunicar por escrito</w:t>
-      </w:r>
-      <w:r>
-        <w:rPr>
-          <w:rFonts w:ascii="Arial" w:hAnsi="Arial" w:cs="Arial" w:eastAsia="Arial"/>
-          <w:b w:val="0"/>
-          <w:i w:val="0"/>
-          <w:color w:val="1F2A37"/>
-          <w:sz w:val="20"/>
-        </w:rPr>
-        <w:t xml:space="preserve"> (modelos na seção 15): ocupantes, </w:t>
-      </w:r>
-      <w:r>
-        <w:rPr>
-          <w:rFonts w:ascii="Arial" w:hAnsi="Arial" w:cs="Arial" w:eastAsia="Arial"/>
-          <w:b/>
-          <w:i w:val="0"/>
-          <w:color w:val="1F2A37"/>
-          <w:sz w:val="20"/>
-        </w:rPr>
-        <w:t>restaurantes e lojas</w:t>
-      </w:r>
-      <w:r>
-        <w:rPr>
-          <w:rFonts w:ascii="Arial" w:hAnsi="Arial" w:cs="Arial" w:eastAsia="Arial"/>
-          <w:b w:val="0"/>
-          <w:i w:val="0"/>
-          <w:color w:val="1F2A37"/>
-          <w:sz w:val="20"/>
-        </w:rPr>
-        <w:t xml:space="preserve"> (seção 10), </w:t>
-      </w:r>
-      <w:r>
-        <w:rPr>
-          <w:rFonts w:ascii="Arial" w:hAnsi="Arial" w:cs="Arial" w:eastAsia="Arial"/>
-          <w:b/>
-          <w:i w:val="0"/>
-          <w:color w:val="1F2A37"/>
-          <w:sz w:val="20"/>
-        </w:rPr>
-        <w:t>locatários afetados</w:t>
-      </w:r>
-      <w:r>
-        <w:rPr>
-          <w:rFonts w:ascii="Arial" w:hAnsi="Arial" w:cs="Arial" w:eastAsia="Arial"/>
-          <w:b w:val="0"/>
-          <w:i w:val="0"/>
-          <w:color w:val="1F2A37"/>
-          <w:sz w:val="20"/>
-        </w:rPr>
-        <w:t xml:space="preserve"> (seção 11). </w:t>
-      </w:r>
-      <w:r>
-        <w:rPr>
-          <w:rFonts w:ascii="Arial" w:hAnsi="Arial" w:cs="Arial" w:eastAsia="Arial"/>
-          <w:b/>
-          <w:i w:val="0"/>
-          <w:color w:val="1F2A37"/>
-          <w:sz w:val="20"/>
-        </w:rPr>
-        <w:t>Não afirmar a causa</w:t>
-      </w:r>
-      <w:r>
-        <w:rPr>
-          <w:rFonts w:ascii="Arial" w:hAnsi="Arial" w:cs="Arial" w:eastAsia="Arial"/>
-          <w:b w:val="0"/>
-          <w:i w:val="0"/>
-          <w:color w:val="1F2A37"/>
-          <w:sz w:val="20"/>
-        </w:rPr>
-        <w:t xml:space="preserve"> antes de confirmada; informar o que se sabe, o que se faz e quando haverá nova informação.</w:t>
+        <w:t>Síndico decide</w:t>
+      </w:r>
+      <w:r>
+        <w:rPr>
+          <w:rFonts w:ascii="Arial" w:hAnsi="Arial" w:cs="Arial" w:eastAsia="Arial"/>
+          <w:b w:val="0"/>
+          <w:i w:val="0"/>
+          <w:color w:val="1F2A37"/>
+          <w:sz w:val="20"/>
+        </w:rPr>
+        <w:t xml:space="preserve"> a </w:t>
+      </w:r>
+      <w:r>
+        <w:rPr>
+          <w:rFonts w:ascii="Arial" w:hAnsi="Arial" w:cs="Arial" w:eastAsia="Arial"/>
+          <w:b/>
+          <w:i w:val="0"/>
+          <w:color w:val="1F2A37"/>
+          <w:sz w:val="20"/>
+        </w:rPr>
+        <w:t>interdição</w:t>
+      </w:r>
+      <w:r>
+        <w:rPr>
+          <w:rFonts w:ascii="Arial" w:hAnsi="Arial" w:cs="Arial" w:eastAsia="Arial"/>
+          <w:b w:val="0"/>
+          <w:i w:val="0"/>
+          <w:color w:val="1F2A37"/>
+          <w:sz w:val="20"/>
+        </w:rPr>
+        <w:t xml:space="preserve"> (seção 7), as </w:t>
+      </w:r>
+      <w:r>
+        <w:rPr>
+          <w:rFonts w:ascii="Arial" w:hAnsi="Arial" w:cs="Arial" w:eastAsia="Arial"/>
+          <w:b/>
+          <w:i w:val="0"/>
+          <w:color w:val="1F2A37"/>
+          <w:sz w:val="20"/>
+        </w:rPr>
+        <w:t>notificações externas</w:t>
+      </w:r>
+      <w:r>
+        <w:rPr>
+          <w:rFonts w:ascii="Arial" w:hAnsi="Arial" w:cs="Arial" w:eastAsia="Arial"/>
+          <w:b w:val="0"/>
+          <w:i w:val="0"/>
+          <w:color w:val="1F2A37"/>
+          <w:sz w:val="20"/>
+        </w:rPr>
+        <w:t xml:space="preserve"> (seção 12) e a comunicação. Em dúvida jurídica, acionar o jurídico.</w:t>
       </w:r>
     </w:p>
     <w:p>
@@ -6072,7 +6021,7 @@
           <w:color w:val="2F4162"/>
           <w:sz w:val="20"/>
         </w:rPr>
-        <w:t>5.</w:t>
+        <w:t>4.</w:t>
         <w:tab/>
       </w:r>
       <w:r>
@@ -6083,53 +6032,77 @@
           <w:color w:val="1F2A37"/>
           <w:sz w:val="20"/>
         </w:rPr>
-        <w:t>Comunicar a seguradora</w:t>
-      </w:r>
-      <w:r>
-        <w:rPr>
-          <w:rFonts w:ascii="Arial" w:hAnsi="Arial" w:cs="Arial" w:eastAsia="Arial"/>
-          <w:b w:val="0"/>
-          <w:i w:val="0"/>
-          <w:color w:val="1F2A37"/>
-          <w:sz w:val="20"/>
-        </w:rPr>
-        <w:t xml:space="preserve"> conforme a apólice e o síndico ⚠ (seção 11). </w:t>
-      </w:r>
-      <w:r>
-        <w:rPr>
-          <w:rFonts w:ascii="Arial" w:hAnsi="Arial" w:cs="Arial" w:eastAsia="Arial"/>
-          <w:b/>
-          <w:i w:val="0"/>
-          <w:color w:val="1F2A37"/>
-          <w:sz w:val="20"/>
-        </w:rPr>
-        <w:t>Guardar</w:t>
-      </w:r>
-      <w:r>
-        <w:rPr>
-          <w:rFonts w:ascii="Arial" w:hAnsi="Arial" w:cs="Arial" w:eastAsia="Arial"/>
-          <w:b w:val="0"/>
-          <w:i w:val="0"/>
-          <w:color w:val="1F2A37"/>
-          <w:sz w:val="20"/>
-        </w:rPr>
-        <w:t xml:space="preserve"> o que for ser documentado.</w:t>
-      </w:r>
-    </w:p>
-    <w:p>
-      <w:pPr>
-        <w:keepNext/>
-        <w:spacing w:after="80" w:before="240" w:line="280" w:lineRule="exact"/>
-      </w:pPr>
-      <w:r>
-        <w:rPr>
-          <w:rFonts w:ascii="Arial" w:hAnsi="Arial" w:cs="Arial" w:eastAsia="Arial"/>
-          <w:b/>
-          <w:i w:val="0"/>
-          <w:color w:val="1F2A37"/>
-          <w:sz w:val="22"/>
-        </w:rPr>
-        <w:t>Fase 3 — Mapear e documentar (T+15 min a T+4 h)</w:t>
+        <w:t>Comunicar por escrito</w:t>
+      </w:r>
+      <w:r>
+        <w:rPr>
+          <w:rFonts w:ascii="Arial" w:hAnsi="Arial" w:cs="Arial" w:eastAsia="Arial"/>
+          <w:b w:val="0"/>
+          <w:i w:val="0"/>
+          <w:color w:val="1F2A37"/>
+          <w:sz w:val="20"/>
+        </w:rPr>
+        <w:t xml:space="preserve"> (modelos na seção 15): ocupantes, </w:t>
+      </w:r>
+      <w:r>
+        <w:rPr>
+          <w:rFonts w:ascii="Arial" w:hAnsi="Arial" w:cs="Arial" w:eastAsia="Arial"/>
+          <w:b/>
+          <w:i w:val="0"/>
+          <w:color w:val="1F2A37"/>
+          <w:sz w:val="20"/>
+        </w:rPr>
+        <w:t>restaurantes e lojas</w:t>
+      </w:r>
+      <w:r>
+        <w:rPr>
+          <w:rFonts w:ascii="Arial" w:hAnsi="Arial" w:cs="Arial" w:eastAsia="Arial"/>
+          <w:b w:val="0"/>
+          <w:i w:val="0"/>
+          <w:color w:val="1F2A37"/>
+          <w:sz w:val="20"/>
+        </w:rPr>
+        <w:t xml:space="preserve"> (seção 10), </w:t>
+      </w:r>
+      <w:r>
+        <w:rPr>
+          <w:rFonts w:ascii="Arial" w:hAnsi="Arial" w:cs="Arial" w:eastAsia="Arial"/>
+          <w:b/>
+          <w:i w:val="0"/>
+          <w:color w:val="1F2A37"/>
+          <w:sz w:val="20"/>
+        </w:rPr>
+        <w:t>locatários afetados</w:t>
+      </w:r>
+      <w:r>
+        <w:rPr>
+          <w:rFonts w:ascii="Arial" w:hAnsi="Arial" w:cs="Arial" w:eastAsia="Arial"/>
+          <w:b w:val="0"/>
+          <w:i w:val="0"/>
+          <w:color w:val="1F2A37"/>
+          <w:sz w:val="20"/>
+        </w:rPr>
+        <w:t xml:space="preserve"> (seção 11). </w:t>
+      </w:r>
+      <w:r>
+        <w:rPr>
+          <w:rFonts w:ascii="Arial" w:hAnsi="Arial" w:cs="Arial" w:eastAsia="Arial"/>
+          <w:b/>
+          <w:i w:val="0"/>
+          <w:color w:val="1F2A37"/>
+          <w:sz w:val="20"/>
+        </w:rPr>
+        <w:t>Não afirmar a causa</w:t>
+      </w:r>
+      <w:r>
+        <w:rPr>
+          <w:rFonts w:ascii="Arial" w:hAnsi="Arial" w:cs="Arial" w:eastAsia="Arial"/>
+          <w:b w:val="0"/>
+          <w:i w:val="0"/>
+          <w:color w:val="1F2A37"/>
+          <w:sz w:val="20"/>
+        </w:rPr>
+        <w:t xml:space="preserve"> antes de confirmada; informar o que se sabe, o que se faz e quando haverá nova informação.</w:t>
       </w:r>
     </w:p>
     <w:p>
@@ -6149,7 +6122,7 @@
           <w:color w:val="2F4162"/>
           <w:sz w:val="20"/>
         </w:rPr>
-        <w:t>1.</w:t>
+        <w:t>5.</w:t>
         <w:tab/>
       </w:r>
       <w:r>
@@ -6160,77 +6133,53 @@
           <w:color w:val="1F2A37"/>
           <w:sz w:val="20"/>
         </w:rPr>
-        <w:t>Fotografar e filmar antes de limpar</w:t>
-      </w:r>
-      <w:r>
-        <w:rPr>
-          <w:rFonts w:ascii="Arial" w:hAnsi="Arial" w:cs="Arial" w:eastAsia="Arial"/>
-          <w:b w:val="0"/>
-          <w:i w:val="0"/>
-          <w:color w:val="1F2A37"/>
-          <w:sz w:val="20"/>
-        </w:rPr>
-        <w:t xml:space="preserve">, com </w:t>
-      </w:r>
-      <w:r>
-        <w:rPr>
-          <w:rFonts w:ascii="Arial" w:hAnsi="Arial" w:cs="Arial" w:eastAsia="Arial"/>
-          <w:b/>
-          <w:i w:val="0"/>
-          <w:color w:val="1F2A37"/>
-          <w:sz w:val="20"/>
-        </w:rPr>
-        <w:t>hora</w:t>
-      </w:r>
-      <w:r>
-        <w:rPr>
-          <w:rFonts w:ascii="Arial" w:hAnsi="Arial" w:cs="Arial" w:eastAsia="Arial"/>
-          <w:b w:val="0"/>
-          <w:i w:val="0"/>
-          <w:color w:val="1F2A37"/>
-          <w:sz w:val="20"/>
-        </w:rPr>
-        <w:t xml:space="preserve">: origem, nível do esgoto no piso, marcas na parede, bens e materiais atingidos (carpete, forro, mobiliário, estoque, equipamento), quadros, ralos, caixas, ladrão, a rua. Anotar </w:t>
-      </w:r>
-      <w:r>
-        <w:rPr>
-          <w:rFonts w:ascii="Arial" w:hAnsi="Arial" w:cs="Arial" w:eastAsia="Arial"/>
-          <w:b/>
-          <w:i w:val="0"/>
-          <w:color w:val="1F2A37"/>
-          <w:sz w:val="20"/>
-        </w:rPr>
-        <w:t>área estimada</w:t>
-      </w:r>
-      <w:r>
-        <w:rPr>
-          <w:rFonts w:ascii="Arial" w:hAnsi="Arial" w:cs="Arial" w:eastAsia="Arial"/>
-          <w:b w:val="0"/>
-          <w:i w:val="0"/>
-          <w:color w:val="1F2A37"/>
-          <w:sz w:val="20"/>
-        </w:rPr>
-        <w:t xml:space="preserve"> e </w:t>
-      </w:r>
-      <w:r>
-        <w:rPr>
-          <w:rFonts w:ascii="Arial" w:hAnsi="Arial" w:cs="Arial" w:eastAsia="Arial"/>
-          <w:b/>
-          <w:i w:val="0"/>
-          <w:color w:val="1F2A37"/>
-          <w:sz w:val="20"/>
-        </w:rPr>
-        <w:t>quais lojas e pavimentos</w:t>
-      </w:r>
-      <w:r>
-        <w:rPr>
-          <w:rFonts w:ascii="Arial" w:hAnsi="Arial" w:cs="Arial" w:eastAsia="Arial"/>
-          <w:b w:val="0"/>
-          <w:i w:val="0"/>
-          <w:color w:val="1F2A37"/>
-          <w:sz w:val="20"/>
-        </w:rPr>
-        <w:t>.</w:t>
+        <w:t>Comunicar a seguradora</w:t>
+      </w:r>
+      <w:r>
+        <w:rPr>
+          <w:rFonts w:ascii="Arial" w:hAnsi="Arial" w:cs="Arial" w:eastAsia="Arial"/>
+          <w:b w:val="0"/>
+          <w:i w:val="0"/>
+          <w:color w:val="1F2A37"/>
+          <w:sz w:val="20"/>
+        </w:rPr>
+        <w:t xml:space="preserve"> conforme a apólice e o síndico ⚠ (seção 11). </w:t>
+      </w:r>
+      <w:r>
+        <w:rPr>
+          <w:rFonts w:ascii="Arial" w:hAnsi="Arial" w:cs="Arial" w:eastAsia="Arial"/>
+          <w:b/>
+          <w:i w:val="0"/>
+          <w:color w:val="1F2A37"/>
+          <w:sz w:val="20"/>
+        </w:rPr>
+        <w:t>Guardar</w:t>
+      </w:r>
+      <w:r>
+        <w:rPr>
+          <w:rFonts w:ascii="Arial" w:hAnsi="Arial" w:cs="Arial" w:eastAsia="Arial"/>
+          <w:b w:val="0"/>
+          <w:i w:val="0"/>
+          <w:color w:val="1F2A37"/>
+          <w:sz w:val="20"/>
+        </w:rPr>
+        <w:t xml:space="preserve"> o que for ser documentado.</w:t>
+      </w:r>
+    </w:p>
+    <w:p>
+      <w:pPr>
+        <w:keepNext/>
+        <w:spacing w:after="80" w:before="240" w:line="280" w:lineRule="exact"/>
+      </w:pPr>
+      <w:r>
+        <w:rPr>
+          <w:rFonts w:ascii="Arial" w:hAnsi="Arial" w:cs="Arial" w:eastAsia="Arial"/>
+          <w:b/>
+          <w:i w:val="0"/>
+          <w:color w:val="1F2A37"/>
+          <w:sz w:val="22"/>
+        </w:rPr>
+        <w:t>Fase 3 — Mapear e documentar (T+15 min a T+4 h)</w:t>
       </w:r>
     </w:p>
     <w:p>
@@ -6250,7 +6199,7 @@
           <w:color w:val="2F4162"/>
           <w:sz w:val="20"/>
         </w:rPr>
-        <w:t>2.</w:t>
+        <w:t>1.</w:t>
         <w:tab/>
       </w:r>
       <w:r>
@@ -6261,77 +6210,77 @@
           <w:color w:val="1F2A37"/>
           <w:sz w:val="20"/>
         </w:rPr>
-        <w:t>Mapear a extensão:</w:t>
-      </w:r>
-      <w:r>
-        <w:rPr>
-          <w:rFonts w:ascii="Arial" w:hAnsi="Arial" w:cs="Arial" w:eastAsia="Arial"/>
-          <w:b w:val="0"/>
-          <w:i w:val="0"/>
-          <w:color w:val="1F2A37"/>
-          <w:sz w:val="20"/>
-        </w:rPr>
-        <w:t xml:space="preserve"> que pontos escoam bem e quais não; se o problema é </w:t>
-      </w:r>
-      <w:r>
-        <w:rPr>
-          <w:rFonts w:ascii="Arial" w:hAnsi="Arial" w:cs="Arial" w:eastAsia="Arial"/>
-          <w:b/>
-          <w:i w:val="0"/>
-          <w:color w:val="1F2A37"/>
-          <w:sz w:val="20"/>
-        </w:rPr>
-        <w:t>num ponto</w:t>
-      </w:r>
-      <w:r>
-        <w:rPr>
-          <w:rFonts w:ascii="Arial" w:hAnsi="Arial" w:cs="Arial" w:eastAsia="Arial"/>
-          <w:b w:val="0"/>
-          <w:i w:val="0"/>
-          <w:color w:val="1F2A37"/>
-          <w:sz w:val="20"/>
-        </w:rPr>
-        <w:t xml:space="preserve">, </w:t>
-      </w:r>
-      <w:r>
-        <w:rPr>
-          <w:rFonts w:ascii="Arial" w:hAnsi="Arial" w:cs="Arial" w:eastAsia="Arial"/>
-          <w:b/>
-          <w:i w:val="0"/>
-          <w:color w:val="1F2A37"/>
-          <w:sz w:val="20"/>
-        </w:rPr>
-        <w:t>na coluna</w:t>
-      </w:r>
-      <w:r>
-        <w:rPr>
-          <w:rFonts w:ascii="Arial" w:hAnsi="Arial" w:cs="Arial" w:eastAsia="Arial"/>
-          <w:b w:val="0"/>
-          <w:i w:val="0"/>
-          <w:color w:val="1F2A37"/>
-          <w:sz w:val="20"/>
-        </w:rPr>
-        <w:t xml:space="preserve"> ou </w:t>
-      </w:r>
-      <w:r>
-        <w:rPr>
-          <w:rFonts w:ascii="Arial" w:hAnsi="Arial" w:cs="Arial" w:eastAsia="Arial"/>
-          <w:b/>
-          <w:i w:val="0"/>
-          <w:color w:val="1F2A37"/>
-          <w:sz w:val="20"/>
-        </w:rPr>
-        <w:t>no prédio todo</w:t>
-      </w:r>
-      <w:r>
-        <w:rPr>
-          <w:rFonts w:ascii="Arial" w:hAnsi="Arial" w:cs="Arial" w:eastAsia="Arial"/>
-          <w:b w:val="0"/>
-          <w:i w:val="0"/>
-          <w:color w:val="1F2A37"/>
-          <w:sz w:val="20"/>
-        </w:rPr>
-        <w:t xml:space="preserve"> (pista da causa: tabela da seção 6).</w:t>
+        <w:t>Fotografar e filmar antes de limpar</w:t>
+      </w:r>
+      <w:r>
+        <w:rPr>
+          <w:rFonts w:ascii="Arial" w:hAnsi="Arial" w:cs="Arial" w:eastAsia="Arial"/>
+          <w:b w:val="0"/>
+          <w:i w:val="0"/>
+          <w:color w:val="1F2A37"/>
+          <w:sz w:val="20"/>
+        </w:rPr>
+        <w:t xml:space="preserve">, com </w:t>
+      </w:r>
+      <w:r>
+        <w:rPr>
+          <w:rFonts w:ascii="Arial" w:hAnsi="Arial" w:cs="Arial" w:eastAsia="Arial"/>
+          <w:b/>
+          <w:i w:val="0"/>
+          <w:color w:val="1F2A37"/>
+          <w:sz w:val="20"/>
+        </w:rPr>
+        <w:t>hora</w:t>
+      </w:r>
+      <w:r>
+        <w:rPr>
+          <w:rFonts w:ascii="Arial" w:hAnsi="Arial" w:cs="Arial" w:eastAsia="Arial"/>
+          <w:b w:val="0"/>
+          <w:i w:val="0"/>
+          <w:color w:val="1F2A37"/>
+          <w:sz w:val="20"/>
+        </w:rPr>
+        <w:t xml:space="preserve">: origem, nível do esgoto no piso, marcas na parede, bens e materiais atingidos (carpete, forro, mobiliário, estoque, equipamento), quadros, ralos, caixas, ladrão, a rua. Anotar </w:t>
+      </w:r>
+      <w:r>
+        <w:rPr>
+          <w:rFonts w:ascii="Arial" w:hAnsi="Arial" w:cs="Arial" w:eastAsia="Arial"/>
+          <w:b/>
+          <w:i w:val="0"/>
+          <w:color w:val="1F2A37"/>
+          <w:sz w:val="20"/>
+        </w:rPr>
+        <w:t>área estimada</w:t>
+      </w:r>
+      <w:r>
+        <w:rPr>
+          <w:rFonts w:ascii="Arial" w:hAnsi="Arial" w:cs="Arial" w:eastAsia="Arial"/>
+          <w:b w:val="0"/>
+          <w:i w:val="0"/>
+          <w:color w:val="1F2A37"/>
+          <w:sz w:val="20"/>
+        </w:rPr>
+        <w:t xml:space="preserve"> e </w:t>
+      </w:r>
+      <w:r>
+        <w:rPr>
+          <w:rFonts w:ascii="Arial" w:hAnsi="Arial" w:cs="Arial" w:eastAsia="Arial"/>
+          <w:b/>
+          <w:i w:val="0"/>
+          <w:color w:val="1F2A37"/>
+          <w:sz w:val="20"/>
+        </w:rPr>
+        <w:t>quais lojas e pavimentos</w:t>
+      </w:r>
+      <w:r>
+        <w:rPr>
+          <w:rFonts w:ascii="Arial" w:hAnsi="Arial" w:cs="Arial" w:eastAsia="Arial"/>
+          <w:b w:val="0"/>
+          <w:i w:val="0"/>
+          <w:color w:val="1F2A37"/>
+          <w:sz w:val="20"/>
+        </w:rPr>
+        <w:t>.</w:t>
       </w:r>
     </w:p>
     <w:p>
@@ -6351,7 +6300,7 @@
           <w:color w:val="2F4162"/>
           <w:sz w:val="20"/>
         </w:rPr>
-        <w:t>3.</w:t>
+        <w:t>2.</w:t>
         <w:tab/>
       </w:r>
       <w:r>
@@ -6362,77 +6311,77 @@
           <w:color w:val="1F2A37"/>
           <w:sz w:val="20"/>
         </w:rPr>
-        <w:t>Poço de esgoto:</w:t>
-      </w:r>
-      <w:r>
-        <w:rPr>
-          <w:rFonts w:ascii="Arial" w:hAnsi="Arial" w:cs="Arial" w:eastAsia="Arial"/>
-          <w:b w:val="0"/>
-          <w:i w:val="0"/>
-          <w:color w:val="1F2A37"/>
-          <w:sz w:val="20"/>
-        </w:rPr>
-        <w:t xml:space="preserve"> ler o </w:t>
-      </w:r>
-      <w:r>
-        <w:rPr>
-          <w:rFonts w:ascii="Arial" w:hAnsi="Arial" w:cs="Arial" w:eastAsia="Arial"/>
-          <w:b/>
-          <w:i w:val="0"/>
-          <w:color w:val="1F2A37"/>
-          <w:sz w:val="20"/>
-        </w:rPr>
-        <w:t>indicador ou o alarme de fora</w:t>
-      </w:r>
-      <w:r>
-        <w:rPr>
-          <w:rFonts w:ascii="Arial" w:hAnsi="Arial" w:cs="Arial" w:eastAsia="Arial"/>
-          <w:b w:val="0"/>
-          <w:i w:val="0"/>
-          <w:color w:val="1F2A37"/>
-          <w:sz w:val="20"/>
-        </w:rPr>
-        <w:t xml:space="preserve"> e anotar </w:t>
-      </w:r>
-      <w:r>
-        <w:rPr>
-          <w:rFonts w:ascii="Arial" w:hAnsi="Arial" w:cs="Arial" w:eastAsia="Arial"/>
-          <w:b/>
-          <w:i w:val="0"/>
-          <w:color w:val="1F2A37"/>
-          <w:sz w:val="20"/>
-        </w:rPr>
-        <w:t>nível e hora duas vezes</w:t>
-      </w:r>
-      <w:r>
-        <w:rPr>
-          <w:rFonts w:ascii="Arial" w:hAnsi="Arial" w:cs="Arial" w:eastAsia="Arial"/>
-          <w:b w:val="0"/>
-          <w:i w:val="0"/>
-          <w:color w:val="1F2A37"/>
-          <w:sz w:val="20"/>
-        </w:rPr>
-        <w:t xml:space="preserve">, se houver. </w:t>
-      </w:r>
-      <w:r>
-        <w:rPr>
-          <w:rFonts w:ascii="Arial" w:hAnsi="Arial" w:cs="Arial" w:eastAsia="Arial"/>
-          <w:b/>
-          <w:i w:val="0"/>
-          <w:color w:val="1F2A37"/>
-          <w:sz w:val="20"/>
-        </w:rPr>
-        <w:t>Sem indicador externo, não abrir a tampa</w:t>
-      </w:r>
-      <w:r>
-        <w:rPr>
-          <w:rFonts w:ascii="Arial" w:hAnsi="Arial" w:cs="Arial" w:eastAsia="Arial"/>
-          <w:b w:val="0"/>
-          <w:i w:val="0"/>
-          <w:color w:val="1F2A37"/>
-          <w:sz w:val="20"/>
-        </w:rPr>
-        <w:t>: nível desconhecido = cheio ("não sei" = pior caso).</w:t>
+        <w:t>Mapear a extensão:</w:t>
+      </w:r>
+      <w:r>
+        <w:rPr>
+          <w:rFonts w:ascii="Arial" w:hAnsi="Arial" w:cs="Arial" w:eastAsia="Arial"/>
+          <w:b w:val="0"/>
+          <w:i w:val="0"/>
+          <w:color w:val="1F2A37"/>
+          <w:sz w:val="20"/>
+        </w:rPr>
+        <w:t xml:space="preserve"> que pontos escoam bem e quais não; se o problema é </w:t>
+      </w:r>
+      <w:r>
+        <w:rPr>
+          <w:rFonts w:ascii="Arial" w:hAnsi="Arial" w:cs="Arial" w:eastAsia="Arial"/>
+          <w:b/>
+          <w:i w:val="0"/>
+          <w:color w:val="1F2A37"/>
+          <w:sz w:val="20"/>
+        </w:rPr>
+        <w:t>num ponto</w:t>
+      </w:r>
+      <w:r>
+        <w:rPr>
+          <w:rFonts w:ascii="Arial" w:hAnsi="Arial" w:cs="Arial" w:eastAsia="Arial"/>
+          <w:b w:val="0"/>
+          <w:i w:val="0"/>
+          <w:color w:val="1F2A37"/>
+          <w:sz w:val="20"/>
+        </w:rPr>
+        <w:t xml:space="preserve">, </w:t>
+      </w:r>
+      <w:r>
+        <w:rPr>
+          <w:rFonts w:ascii="Arial" w:hAnsi="Arial" w:cs="Arial" w:eastAsia="Arial"/>
+          <w:b/>
+          <w:i w:val="0"/>
+          <w:color w:val="1F2A37"/>
+          <w:sz w:val="20"/>
+        </w:rPr>
+        <w:t>na coluna</w:t>
+      </w:r>
+      <w:r>
+        <w:rPr>
+          <w:rFonts w:ascii="Arial" w:hAnsi="Arial" w:cs="Arial" w:eastAsia="Arial"/>
+          <w:b w:val="0"/>
+          <w:i w:val="0"/>
+          <w:color w:val="1F2A37"/>
+          <w:sz w:val="20"/>
+        </w:rPr>
+        <w:t xml:space="preserve"> ou </w:t>
+      </w:r>
+      <w:r>
+        <w:rPr>
+          <w:rFonts w:ascii="Arial" w:hAnsi="Arial" w:cs="Arial" w:eastAsia="Arial"/>
+          <w:b/>
+          <w:i w:val="0"/>
+          <w:color w:val="1F2A37"/>
+          <w:sz w:val="20"/>
+        </w:rPr>
+        <w:t>no prédio todo</w:t>
+      </w:r>
+      <w:r>
+        <w:rPr>
+          <w:rFonts w:ascii="Arial" w:hAnsi="Arial" w:cs="Arial" w:eastAsia="Arial"/>
+          <w:b w:val="0"/>
+          <w:i w:val="0"/>
+          <w:color w:val="1F2A37"/>
+          <w:sz w:val="20"/>
+        </w:rPr>
+        <w:t xml:space="preserve"> (pista da causa: tabela da seção 6).</w:t>
       </w:r>
     </w:p>
     <w:p>
@@ -6452,7 +6401,7 @@
           <w:color w:val="2F4162"/>
           <w:sz w:val="20"/>
         </w:rPr>
-        <w:t>4.</w:t>
+        <w:t>3.</w:t>
         <w:tab/>
       </w:r>
       <w:r>
@@ -6463,87 +6412,77 @@
           <w:color w:val="1F2A37"/>
           <w:sz w:val="20"/>
         </w:rPr>
-        <w:t>Água potável (ramo E):</w:t>
-      </w:r>
-      <w:r>
-        <w:rPr>
-          <w:rFonts w:ascii="Arial" w:hAnsi="Arial" w:cs="Arial" w:eastAsia="Arial"/>
-          <w:b w:val="0"/>
-          <w:i w:val="0"/>
-          <w:color w:val="1F2A37"/>
-          <w:sz w:val="20"/>
-        </w:rPr>
-        <w:t xml:space="preserve"> coletar amostras </w:t>
-      </w:r>
-      <w:r>
-        <w:rPr>
-          <w:rFonts w:ascii="Arial" w:hAnsi="Arial" w:cs="Arial" w:eastAsia="Arial"/>
-          <w:b/>
-          <w:i w:val="0"/>
-          <w:color w:val="1F2A37"/>
-          <w:sz w:val="20"/>
-        </w:rPr>
-        <w:t>antes</w:t>
-      </w:r>
-      <w:r>
-        <w:rPr>
-          <w:rFonts w:ascii="Arial" w:hAnsi="Arial" w:cs="Arial" w:eastAsia="Arial"/>
-          <w:b w:val="0"/>
-          <w:i w:val="0"/>
-          <w:color w:val="1F2A37"/>
-          <w:sz w:val="20"/>
-        </w:rPr>
-        <w:t xml:space="preserve"> de qualquer descarga, com </w:t>
-      </w:r>
-      <w:r>
-        <w:rPr>
-          <w:rFonts w:ascii="Arial" w:hAnsi="Arial" w:cs="Arial" w:eastAsia="Arial"/>
-          <w:b/>
-          <w:i w:val="0"/>
-          <w:color w:val="1F2A37"/>
-          <w:sz w:val="20"/>
-        </w:rPr>
-        <w:t>laboratório com acreditação ABNT NBR ISO/IEC 17025 ⚠</w:t>
-      </w:r>
-      <w:r>
-        <w:rPr>
-          <w:rFonts w:ascii="Arial" w:hAnsi="Arial" w:cs="Arial" w:eastAsia="Arial"/>
-          <w:b w:val="0"/>
-          <w:i w:val="0"/>
-          <w:color w:val="1F2A37"/>
-          <w:sz w:val="20"/>
-        </w:rPr>
-        <w:t xml:space="preserve">, frasco adequado e </w:t>
-      </w:r>
-      <w:r>
-        <w:rPr>
-          <w:rFonts w:ascii="Arial" w:hAnsi="Arial" w:cs="Arial" w:eastAsia="Arial"/>
-          <w:b/>
-          <w:i w:val="0"/>
-          <w:color w:val="1F2A37"/>
-          <w:sz w:val="20"/>
-        </w:rPr>
-        <w:t>cadeia de custódia</w:t>
-      </w:r>
-      <w:r>
-        <w:rPr>
-          <w:rFonts w:ascii="Arial" w:hAnsi="Arial" w:cs="Arial" w:eastAsia="Arial"/>
-          <w:b w:val="0"/>
-          <w:i w:val="0"/>
-          <w:color w:val="1F2A37"/>
-          <w:sz w:val="20"/>
-        </w:rPr>
-        <w:t xml:space="preserve">, conforme o Cenário 9 (seção 9) e o Cenário 1 (Fase 3). </w:t>
-      </w:r>
-      <w:r>
-        <w:rPr>
-          <w:rFonts w:ascii="Arial" w:hAnsi="Arial" w:cs="Arial" w:eastAsia="Arial"/>
-          <w:b/>
-          <w:i w:val="0"/>
-          <w:color w:val="1F2A37"/>
-          <w:sz w:val="20"/>
-        </w:rPr>
-        <w:t>Não coletar dentro de poço ou caixa.</w:t>
+        <w:t>Poço de esgoto:</w:t>
+      </w:r>
+      <w:r>
+        <w:rPr>
+          <w:rFonts w:ascii="Arial" w:hAnsi="Arial" w:cs="Arial" w:eastAsia="Arial"/>
+          <w:b w:val="0"/>
+          <w:i w:val="0"/>
+          <w:color w:val="1F2A37"/>
+          <w:sz w:val="20"/>
+        </w:rPr>
+        <w:t xml:space="preserve"> ler o </w:t>
+      </w:r>
+      <w:r>
+        <w:rPr>
+          <w:rFonts w:ascii="Arial" w:hAnsi="Arial" w:cs="Arial" w:eastAsia="Arial"/>
+          <w:b/>
+          <w:i w:val="0"/>
+          <w:color w:val="1F2A37"/>
+          <w:sz w:val="20"/>
+        </w:rPr>
+        <w:t>indicador ou o alarme de fora</w:t>
+      </w:r>
+      <w:r>
+        <w:rPr>
+          <w:rFonts w:ascii="Arial" w:hAnsi="Arial" w:cs="Arial" w:eastAsia="Arial"/>
+          <w:b w:val="0"/>
+          <w:i w:val="0"/>
+          <w:color w:val="1F2A37"/>
+          <w:sz w:val="20"/>
+        </w:rPr>
+        <w:t xml:space="preserve"> e anotar </w:t>
+      </w:r>
+      <w:r>
+        <w:rPr>
+          <w:rFonts w:ascii="Arial" w:hAnsi="Arial" w:cs="Arial" w:eastAsia="Arial"/>
+          <w:b/>
+          <w:i w:val="0"/>
+          <w:color w:val="1F2A37"/>
+          <w:sz w:val="20"/>
+        </w:rPr>
+        <w:t>nível e hora duas vezes</w:t>
+      </w:r>
+      <w:r>
+        <w:rPr>
+          <w:rFonts w:ascii="Arial" w:hAnsi="Arial" w:cs="Arial" w:eastAsia="Arial"/>
+          <w:b w:val="0"/>
+          <w:i w:val="0"/>
+          <w:color w:val="1F2A37"/>
+          <w:sz w:val="20"/>
+        </w:rPr>
+        <w:t xml:space="preserve">, se houver. </w:t>
+      </w:r>
+      <w:r>
+        <w:rPr>
+          <w:rFonts w:ascii="Arial" w:hAnsi="Arial" w:cs="Arial" w:eastAsia="Arial"/>
+          <w:b/>
+          <w:i w:val="0"/>
+          <w:color w:val="1F2A37"/>
+          <w:sz w:val="20"/>
+        </w:rPr>
+        <w:t>Sem indicador externo, não abrir a tampa</w:t>
+      </w:r>
+      <w:r>
+        <w:rPr>
+          <w:rFonts w:ascii="Arial" w:hAnsi="Arial" w:cs="Arial" w:eastAsia="Arial"/>
+          <w:b w:val="0"/>
+          <w:i w:val="0"/>
+          <w:color w:val="1F2A37"/>
+          <w:sz w:val="20"/>
+        </w:rPr>
+        <w:t>: nível desconhecido = cheio ("não sei" = pior caso).</w:t>
       </w:r>
     </w:p>
     <w:p>
@@ -6563,7 +6502,7 @@
           <w:color w:val="2F4162"/>
           <w:sz w:val="20"/>
         </w:rPr>
-        <w:t>5.</w:t>
+        <w:t>4.</w:t>
         <w:tab/>
       </w:r>
       <w:r>
@@ -6574,33 +6513,87 @@
           <w:color w:val="1F2A37"/>
           <w:sz w:val="20"/>
         </w:rPr>
-        <w:t>Investigar a causa</w:t>
-      </w:r>
-      <w:r>
-        <w:rPr>
-          <w:rFonts w:ascii="Arial" w:hAnsi="Arial" w:cs="Arial" w:eastAsia="Arial"/>
-          <w:b w:val="0"/>
-          <w:i w:val="0"/>
-          <w:color w:val="1F2A37"/>
-          <w:sz w:val="20"/>
-        </w:rPr>
-        <w:t xml:space="preserve"> com as perguntas do ramo (seção 6).</w:t>
-      </w:r>
-    </w:p>
-    <w:p>
-      <w:pPr>
-        <w:keepNext/>
-        <w:spacing w:after="80" w:before="240" w:line="280" w:lineRule="exact"/>
-      </w:pPr>
-      <w:r>
-        <w:rPr>
-          <w:rFonts w:ascii="Arial" w:hAnsi="Arial" w:cs="Arial" w:eastAsia="Arial"/>
-          <w:b/>
-          <w:i w:val="0"/>
-          <w:color w:val="1F2A37"/>
-          <w:sz w:val="22"/>
-        </w:rPr>
-        <w:t>Fase 4 — Corrigir a causa, retirar, limpar e desinfetar</w:t>
+        <w:t>Água potável (ramo E):</w:t>
+      </w:r>
+      <w:r>
+        <w:rPr>
+          <w:rFonts w:ascii="Arial" w:hAnsi="Arial" w:cs="Arial" w:eastAsia="Arial"/>
+          <w:b w:val="0"/>
+          <w:i w:val="0"/>
+          <w:color w:val="1F2A37"/>
+          <w:sz w:val="20"/>
+        </w:rPr>
+        <w:t xml:space="preserve"> coletar amostras </w:t>
+      </w:r>
+      <w:r>
+        <w:rPr>
+          <w:rFonts w:ascii="Arial" w:hAnsi="Arial" w:cs="Arial" w:eastAsia="Arial"/>
+          <w:b/>
+          <w:i w:val="0"/>
+          <w:color w:val="1F2A37"/>
+          <w:sz w:val="20"/>
+        </w:rPr>
+        <w:t>antes</w:t>
+      </w:r>
+      <w:r>
+        <w:rPr>
+          <w:rFonts w:ascii="Arial" w:hAnsi="Arial" w:cs="Arial" w:eastAsia="Arial"/>
+          <w:b w:val="0"/>
+          <w:i w:val="0"/>
+          <w:color w:val="1F2A37"/>
+          <w:sz w:val="20"/>
+        </w:rPr>
+        <w:t xml:space="preserve"> de qualquer descarga, com </w:t>
+      </w:r>
+      <w:r>
+        <w:rPr>
+          <w:rFonts w:ascii="Arial" w:hAnsi="Arial" w:cs="Arial" w:eastAsia="Arial"/>
+          <w:b/>
+          <w:i w:val="0"/>
+          <w:color w:val="1F2A37"/>
+          <w:sz w:val="20"/>
+        </w:rPr>
+        <w:t>laboratório com acreditação ABNT NBR ISO/IEC 17025 ⚠</w:t>
+      </w:r>
+      <w:r>
+        <w:rPr>
+          <w:rFonts w:ascii="Arial" w:hAnsi="Arial" w:cs="Arial" w:eastAsia="Arial"/>
+          <w:b w:val="0"/>
+          <w:i w:val="0"/>
+          <w:color w:val="1F2A37"/>
+          <w:sz w:val="20"/>
+        </w:rPr>
+        <w:t xml:space="preserve">, frasco adequado e </w:t>
+      </w:r>
+      <w:r>
+        <w:rPr>
+          <w:rFonts w:ascii="Arial" w:hAnsi="Arial" w:cs="Arial" w:eastAsia="Arial"/>
+          <w:b/>
+          <w:i w:val="0"/>
+          <w:color w:val="1F2A37"/>
+          <w:sz w:val="20"/>
+        </w:rPr>
+        <w:t>cadeia de custódia</w:t>
+      </w:r>
+      <w:r>
+        <w:rPr>
+          <w:rFonts w:ascii="Arial" w:hAnsi="Arial" w:cs="Arial" w:eastAsia="Arial"/>
+          <w:b w:val="0"/>
+          <w:i w:val="0"/>
+          <w:color w:val="1F2A37"/>
+          <w:sz w:val="20"/>
+        </w:rPr>
+        <w:t xml:space="preserve">, conforme o Cenário 9 (seção 9) e o Cenário 1 (Fase 3). </w:t>
+      </w:r>
+      <w:r>
+        <w:rPr>
+          <w:rFonts w:ascii="Arial" w:hAnsi="Arial" w:cs="Arial" w:eastAsia="Arial"/>
+          <w:b/>
+          <w:i w:val="0"/>
+          <w:color w:val="1F2A37"/>
+          <w:sz w:val="20"/>
+        </w:rPr>
+        <w:t>Não coletar dentro de poço ou caixa.</w:t>
       </w:r>
     </w:p>
     <w:p>
@@ -6620,7 +6613,7 @@
           <w:color w:val="2F4162"/>
           <w:sz w:val="20"/>
         </w:rPr>
-        <w:t>1.</w:t>
+        <w:t>5.</w:t>
         <w:tab/>
       </w:r>
       <w:r>
@@ -6631,47 +6624,33 @@
           <w:color w:val="1F2A37"/>
           <w:sz w:val="20"/>
         </w:rPr>
-        <w:t>Desobstruir ou corrigir a causa física</w:t>
-      </w:r>
-      <w:r>
-        <w:rPr>
-          <w:rFonts w:ascii="Arial" w:hAnsi="Arial" w:cs="Arial" w:eastAsia="Arial"/>
-          <w:b w:val="0"/>
-          <w:i w:val="0"/>
-          <w:color w:val="1F2A37"/>
-          <w:sz w:val="20"/>
-        </w:rPr>
-        <w:t xml:space="preserve"> com </w:t>
-      </w:r>
-      <w:r>
-        <w:rPr>
-          <w:rFonts w:ascii="Arial" w:hAnsi="Arial" w:cs="Arial" w:eastAsia="Arial"/>
-          <w:b/>
-          <w:i w:val="0"/>
-          <w:color w:val="1F2A37"/>
-          <w:sz w:val="20"/>
-        </w:rPr>
-        <w:t>empresa habilitada</w:t>
-      </w:r>
-      <w:r>
-        <w:rPr>
-          <w:rFonts w:ascii="Arial" w:hAnsi="Arial" w:cs="Arial" w:eastAsia="Arial"/>
-          <w:b w:val="0"/>
-          <w:i w:val="0"/>
-          <w:color w:val="1F2A37"/>
-          <w:sz w:val="20"/>
-        </w:rPr>
-        <w:t xml:space="preserve"> (seções 6 e 8). </w:t>
-      </w:r>
-      <w:r>
-        <w:rPr>
-          <w:rFonts w:ascii="Arial" w:hAnsi="Arial" w:cs="Arial" w:eastAsia="Arial"/>
-          <w:b/>
-          <w:i w:val="0"/>
-          <w:color w:val="1F2A37"/>
-          <w:sz w:val="20"/>
-        </w:rPr>
-        <w:t>Enquanto a causa existir, a área fica interditada.</w:t>
+        <w:t>Investigar a causa</w:t>
+      </w:r>
+      <w:r>
+        <w:rPr>
+          <w:rFonts w:ascii="Arial" w:hAnsi="Arial" w:cs="Arial" w:eastAsia="Arial"/>
+          <w:b w:val="0"/>
+          <w:i w:val="0"/>
+          <w:color w:val="1F2A37"/>
+          <w:sz w:val="20"/>
+        </w:rPr>
+        <w:t xml:space="preserve"> com as perguntas do ramo (seção 6).</w:t>
+      </w:r>
+    </w:p>
+    <w:p>
+      <w:pPr>
+        <w:keepNext/>
+        <w:spacing w:after="80" w:before="240" w:line="280" w:lineRule="exact"/>
+      </w:pPr>
+      <w:r>
+        <w:rPr>
+          <w:rFonts w:ascii="Arial" w:hAnsi="Arial" w:cs="Arial" w:eastAsia="Arial"/>
+          <w:b/>
+          <w:i w:val="0"/>
+          <w:color w:val="1F2A37"/>
+          <w:sz w:val="22"/>
+        </w:rPr>
+        <w:t>Fase 4 — Corrigir a causa, retirar, limpar e desinfetar</w:t>
       </w:r>
     </w:p>
     <w:p>
@@ -6691,7 +6670,7 @@
           <w:color w:val="2F4162"/>
           <w:sz w:val="20"/>
         </w:rPr>
-        <w:t>2.</w:t>
+        <w:t>1.</w:t>
         <w:tab/>
       </w:r>
       <w:r>
@@ -6702,67 +6681,47 @@
           <w:color w:val="1F2A37"/>
           <w:sz w:val="20"/>
         </w:rPr>
-        <w:t>Retirar o esgoto</w:t>
-      </w:r>
-      <w:r>
-        <w:rPr>
-          <w:rFonts w:ascii="Arial" w:hAnsi="Arial" w:cs="Arial" w:eastAsia="Arial"/>
-          <w:b w:val="0"/>
-          <w:i w:val="0"/>
-          <w:color w:val="1F2A37"/>
-          <w:sz w:val="20"/>
-        </w:rPr>
-        <w:t xml:space="preserve"> do piso, do poço ou da caixa por </w:t>
-      </w:r>
-      <w:r>
-        <w:rPr>
-          <w:rFonts w:ascii="Arial" w:hAnsi="Arial" w:cs="Arial" w:eastAsia="Arial"/>
-          <w:b/>
-          <w:i w:val="0"/>
-          <w:color w:val="1F2A37"/>
-          <w:sz w:val="20"/>
-        </w:rPr>
-        <w:t>sucção, empresa habilitada</w:t>
-      </w:r>
-      <w:r>
-        <w:rPr>
-          <w:rFonts w:ascii="Arial" w:hAnsi="Arial" w:cs="Arial" w:eastAsia="Arial"/>
-          <w:b w:val="0"/>
-          <w:i w:val="0"/>
-          <w:color w:val="1F2A37"/>
-          <w:sz w:val="20"/>
-        </w:rPr>
-        <w:t xml:space="preserve">, com </w:t>
-      </w:r>
-      <w:r>
-        <w:rPr>
-          <w:rFonts w:ascii="Arial" w:hAnsi="Arial" w:cs="Arial" w:eastAsia="Arial"/>
-          <w:b/>
-          <w:i w:val="0"/>
-          <w:color w:val="1F2A37"/>
-          <w:sz w:val="20"/>
-        </w:rPr>
-        <w:t>destino documentado ⚠</w:t>
-      </w:r>
-      <w:r>
-        <w:rPr>
-          <w:rFonts w:ascii="Arial" w:hAnsi="Arial" w:cs="Arial" w:eastAsia="Arial"/>
-          <w:b w:val="0"/>
-          <w:i w:val="0"/>
-          <w:color w:val="1F2A37"/>
-          <w:sz w:val="20"/>
-        </w:rPr>
-        <w:t xml:space="preserve"> (seção 9.3). </w:t>
-      </w:r>
-      <w:r>
-        <w:rPr>
-          <w:rFonts w:ascii="Arial" w:hAnsi="Arial" w:cs="Arial" w:eastAsia="Arial"/>
-          <w:b/>
-          <w:i w:val="0"/>
-          <w:color w:val="1F2A37"/>
-          <w:sz w:val="20"/>
-        </w:rPr>
-        <w:t>Não lavar para o pluvial.</w:t>
+        <w:t>Desobstruir ou corrigir a causa física</w:t>
+      </w:r>
+      <w:r>
+        <w:rPr>
+          <w:rFonts w:ascii="Arial" w:hAnsi="Arial" w:cs="Arial" w:eastAsia="Arial"/>
+          <w:b w:val="0"/>
+          <w:i w:val="0"/>
+          <w:color w:val="1F2A37"/>
+          <w:sz w:val="20"/>
+        </w:rPr>
+        <w:t xml:space="preserve"> com </w:t>
+      </w:r>
+      <w:r>
+        <w:rPr>
+          <w:rFonts w:ascii="Arial" w:hAnsi="Arial" w:cs="Arial" w:eastAsia="Arial"/>
+          <w:b/>
+          <w:i w:val="0"/>
+          <w:color w:val="1F2A37"/>
+          <w:sz w:val="20"/>
+        </w:rPr>
+        <w:t>empresa habilitada</w:t>
+      </w:r>
+      <w:r>
+        <w:rPr>
+          <w:rFonts w:ascii="Arial" w:hAnsi="Arial" w:cs="Arial" w:eastAsia="Arial"/>
+          <w:b w:val="0"/>
+          <w:i w:val="0"/>
+          <w:color w:val="1F2A37"/>
+          <w:sz w:val="20"/>
+        </w:rPr>
+        <w:t xml:space="preserve"> (seções 6 e 8). </w:t>
+      </w:r>
+      <w:r>
+        <w:rPr>
+          <w:rFonts w:ascii="Arial" w:hAnsi="Arial" w:cs="Arial" w:eastAsia="Arial"/>
+          <w:b/>
+          <w:i w:val="0"/>
+          <w:color w:val="1F2A37"/>
+          <w:sz w:val="20"/>
+        </w:rPr>
+        <w:t>Enquanto a causa existir, a área fica interditada.</w:t>
       </w:r>
     </w:p>
     <w:p>
@@ -6782,7 +6741,7 @@
           <w:color w:val="2F4162"/>
           <w:sz w:val="20"/>
         </w:rPr>
-        <w:t>3.</w:t>
+        <w:t>2.</w:t>
         <w:tab/>
       </w:r>
       <w:r>
@@ -6793,37 +6752,67 @@
           <w:color w:val="1F2A37"/>
           <w:sz w:val="20"/>
         </w:rPr>
-        <w:t>Retirar e descartar os materiais porosos contaminados</w:t>
-      </w:r>
-      <w:r>
-        <w:rPr>
-          <w:rFonts w:ascii="Arial" w:hAnsi="Arial" w:cs="Arial" w:eastAsia="Arial"/>
-          <w:b w:val="0"/>
-          <w:i w:val="0"/>
-          <w:color w:val="1F2A37"/>
-          <w:sz w:val="20"/>
-        </w:rPr>
-        <w:t xml:space="preserve"> ⚠ e os resíduos (seção 9.2), </w:t>
-      </w:r>
-      <w:r>
-        <w:rPr>
-          <w:rFonts w:ascii="Arial" w:hAnsi="Arial" w:cs="Arial" w:eastAsia="Arial"/>
-          <w:b/>
-          <w:i w:val="0"/>
-          <w:color w:val="1F2A37"/>
-          <w:sz w:val="20"/>
-        </w:rPr>
-        <w:t>depois</w:t>
-      </w:r>
-      <w:r>
-        <w:rPr>
-          <w:rFonts w:ascii="Arial" w:hAnsi="Arial" w:cs="Arial" w:eastAsia="Arial"/>
-          <w:b w:val="0"/>
-          <w:i w:val="0"/>
-          <w:color w:val="1F2A37"/>
-          <w:sz w:val="20"/>
-        </w:rPr>
-        <w:t xml:space="preserve"> de documentar (Fase 3).</w:t>
+        <w:t>Retirar o esgoto</w:t>
+      </w:r>
+      <w:r>
+        <w:rPr>
+          <w:rFonts w:ascii="Arial" w:hAnsi="Arial" w:cs="Arial" w:eastAsia="Arial"/>
+          <w:b w:val="0"/>
+          <w:i w:val="0"/>
+          <w:color w:val="1F2A37"/>
+          <w:sz w:val="20"/>
+        </w:rPr>
+        <w:t xml:space="preserve"> do piso, do poço ou da caixa por </w:t>
+      </w:r>
+      <w:r>
+        <w:rPr>
+          <w:rFonts w:ascii="Arial" w:hAnsi="Arial" w:cs="Arial" w:eastAsia="Arial"/>
+          <w:b/>
+          <w:i w:val="0"/>
+          <w:color w:val="1F2A37"/>
+          <w:sz w:val="20"/>
+        </w:rPr>
+        <w:t>sucção, empresa habilitada</w:t>
+      </w:r>
+      <w:r>
+        <w:rPr>
+          <w:rFonts w:ascii="Arial" w:hAnsi="Arial" w:cs="Arial" w:eastAsia="Arial"/>
+          <w:b w:val="0"/>
+          <w:i w:val="0"/>
+          <w:color w:val="1F2A37"/>
+          <w:sz w:val="20"/>
+        </w:rPr>
+        <w:t xml:space="preserve">, com </w:t>
+      </w:r>
+      <w:r>
+        <w:rPr>
+          <w:rFonts w:ascii="Arial" w:hAnsi="Arial" w:cs="Arial" w:eastAsia="Arial"/>
+          <w:b/>
+          <w:i w:val="0"/>
+          <w:color w:val="1F2A37"/>
+          <w:sz w:val="20"/>
+        </w:rPr>
+        <w:t>destino documentado ⚠</w:t>
+      </w:r>
+      <w:r>
+        <w:rPr>
+          <w:rFonts w:ascii="Arial" w:hAnsi="Arial" w:cs="Arial" w:eastAsia="Arial"/>
+          <w:b w:val="0"/>
+          <w:i w:val="0"/>
+          <w:color w:val="1F2A37"/>
+          <w:sz w:val="20"/>
+        </w:rPr>
+        <w:t xml:space="preserve"> (seção 9.3). </w:t>
+      </w:r>
+      <w:r>
+        <w:rPr>
+          <w:rFonts w:ascii="Arial" w:hAnsi="Arial" w:cs="Arial" w:eastAsia="Arial"/>
+          <w:b/>
+          <w:i w:val="0"/>
+          <w:color w:val="1F2A37"/>
+          <w:sz w:val="20"/>
+        </w:rPr>
+        <w:t>Não lavar para o pluvial.</w:t>
       </w:r>
     </w:p>
     <w:p>
@@ -6843,7 +6832,7 @@
           <w:color w:val="2F4162"/>
           <w:sz w:val="20"/>
         </w:rPr>
-        <w:t>4.</w:t>
+        <w:t>3.</w:t>
         <w:tab/>
       </w:r>
       <w:r>
@@ -6854,37 +6843,37 @@
           <w:color w:val="1F2A37"/>
           <w:sz w:val="20"/>
         </w:rPr>
-        <w:t>Limpar e desinfetar o local</w:t>
-      </w:r>
-      <w:r>
-        <w:rPr>
-          <w:rFonts w:ascii="Arial" w:hAnsi="Arial" w:cs="Arial" w:eastAsia="Arial"/>
-          <w:b w:val="0"/>
-          <w:i w:val="0"/>
-          <w:color w:val="1F2A37"/>
-          <w:sz w:val="20"/>
-        </w:rPr>
-        <w:t xml:space="preserve"> conforme a seção 9.1: produto, concentração e tempo de contato </w:t>
-      </w:r>
-      <w:r>
-        <w:rPr>
-          <w:rFonts w:ascii="Arial" w:hAnsi="Arial" w:cs="Arial" w:eastAsia="Arial"/>
-          <w:b/>
-          <w:i w:val="0"/>
-          <w:color w:val="1F2A37"/>
-          <w:sz w:val="20"/>
-        </w:rPr>
-        <w:t>definidos pelo RT ⚠</w:t>
-      </w:r>
-      <w:r>
-        <w:rPr>
-          <w:rFonts w:ascii="Arial" w:hAnsi="Arial" w:cs="Arial" w:eastAsia="Arial"/>
-          <w:b w:val="0"/>
-          <w:i w:val="0"/>
-          <w:color w:val="1F2A37"/>
-          <w:sz w:val="20"/>
-        </w:rPr>
-        <w:t>.</w:t>
+        <w:t>Retirar e descartar os materiais porosos contaminados</w:t>
+      </w:r>
+      <w:r>
+        <w:rPr>
+          <w:rFonts w:ascii="Arial" w:hAnsi="Arial" w:cs="Arial" w:eastAsia="Arial"/>
+          <w:b w:val="0"/>
+          <w:i w:val="0"/>
+          <w:color w:val="1F2A37"/>
+          <w:sz w:val="20"/>
+        </w:rPr>
+        <w:t xml:space="preserve"> ⚠ e os resíduos (seção 9.2), </w:t>
+      </w:r>
+      <w:r>
+        <w:rPr>
+          <w:rFonts w:ascii="Arial" w:hAnsi="Arial" w:cs="Arial" w:eastAsia="Arial"/>
+          <w:b/>
+          <w:i w:val="0"/>
+          <w:color w:val="1F2A37"/>
+          <w:sz w:val="20"/>
+        </w:rPr>
+        <w:t>depois</w:t>
+      </w:r>
+      <w:r>
+        <w:rPr>
+          <w:rFonts w:ascii="Arial" w:hAnsi="Arial" w:cs="Arial" w:eastAsia="Arial"/>
+          <w:b w:val="0"/>
+          <w:i w:val="0"/>
+          <w:color w:val="1F2A37"/>
+          <w:sz w:val="20"/>
+        </w:rPr>
+        <w:t xml:space="preserve"> de documentar (Fase 3).</w:t>
       </w:r>
     </w:p>
     <w:p>
@@ -6904,7 +6893,7 @@
           <w:color w:val="2F4162"/>
           <w:sz w:val="20"/>
         </w:rPr>
-        <w:t>5.</w:t>
+        <w:t>4.</w:t>
         <w:tab/>
       </w:r>
       <w:r>
@@ -6915,47 +6904,27 @@
           <w:color w:val="1F2A37"/>
           <w:sz w:val="20"/>
         </w:rPr>
-        <w:t>Secar e ventilar</w:t>
-      </w:r>
-      <w:r>
-        <w:rPr>
-          <w:rFonts w:ascii="Arial" w:hAnsi="Arial" w:cs="Arial" w:eastAsia="Arial"/>
-          <w:b w:val="0"/>
-          <w:i w:val="0"/>
-          <w:color w:val="1F2A37"/>
-          <w:sz w:val="20"/>
-        </w:rPr>
-        <w:t xml:space="preserve"> a área. </w:t>
-      </w:r>
-      <w:r>
-        <w:rPr>
-          <w:rFonts w:ascii="Arial" w:hAnsi="Arial" w:cs="Arial" w:eastAsia="Arial"/>
-          <w:b/>
-          <w:i w:val="0"/>
-          <w:color w:val="1F2A37"/>
-          <w:sz w:val="20"/>
-        </w:rPr>
-        <w:t>Restabelecer o selo hídrico</w:t>
-      </w:r>
-      <w:r>
-        <w:rPr>
-          <w:rFonts w:ascii="Arial" w:hAnsi="Arial" w:cs="Arial" w:eastAsia="Arial"/>
-          <w:b w:val="0"/>
-          <w:i w:val="0"/>
-          <w:color w:val="1F2A37"/>
-          <w:sz w:val="20"/>
-        </w:rPr>
-        <w:t xml:space="preserve"> de ralos e sifões (seção 6, ramo D) e conferir </w:t>
-      </w:r>
-      <w:r>
-        <w:rPr>
-          <w:rFonts w:ascii="Arial" w:hAnsi="Arial" w:cs="Arial" w:eastAsia="Arial"/>
-          <w:b/>
-          <w:i w:val="0"/>
-          <w:color w:val="1F2A37"/>
-          <w:sz w:val="20"/>
-        </w:rPr>
-        <w:t>ventilação e respiros</w:t>
+        <w:t>Limpar e desinfetar o local</w:t>
+      </w:r>
+      <w:r>
+        <w:rPr>
+          <w:rFonts w:ascii="Arial" w:hAnsi="Arial" w:cs="Arial" w:eastAsia="Arial"/>
+          <w:b w:val="0"/>
+          <w:i w:val="0"/>
+          <w:color w:val="1F2A37"/>
+          <w:sz w:val="20"/>
+        </w:rPr>
+        <w:t xml:space="preserve"> conforme a seção 9.1: produto, concentração e tempo de contato </w:t>
+      </w:r>
+      <w:r>
+        <w:rPr>
+          <w:rFonts w:ascii="Arial" w:hAnsi="Arial" w:cs="Arial" w:eastAsia="Arial"/>
+          <w:b/>
+          <w:i w:val="0"/>
+          <w:color w:val="1F2A37"/>
+          <w:sz w:val="20"/>
+        </w:rPr>
+        <w:t>definidos pelo RT ⚠</w:t>
       </w:r>
       <w:r>
         <w:rPr>
@@ -6985,7 +6954,7 @@
           <w:color w:val="2F4162"/>
           <w:sz w:val="20"/>
         </w:rPr>
-        <w:t>6.</w:t>
+        <w:t>5.</w:t>
         <w:tab/>
       </w:r>
       <w:r>
@@ -6996,67 +6965,47 @@
           <w:color w:val="1F2A37"/>
           <w:sz w:val="20"/>
         </w:rPr>
-        <w:t>Ramo E:</w:t>
-      </w:r>
-      <w:r>
-        <w:rPr>
-          <w:rFonts w:ascii="Arial" w:hAnsi="Arial" w:cs="Arial" w:eastAsia="Arial"/>
-          <w:b w:val="0"/>
-          <w:i w:val="0"/>
-          <w:color w:val="1F2A37"/>
-          <w:sz w:val="20"/>
-        </w:rPr>
-        <w:t xml:space="preserve"> limpeza e desinfecção da água potável conforme o </w:t>
-      </w:r>
-      <w:r>
-        <w:rPr>
-          <w:rFonts w:ascii="Arial" w:hAnsi="Arial" w:cs="Arial" w:eastAsia="Arial"/>
-          <w:b/>
-          <w:i w:val="0"/>
-          <w:color w:val="1F2A37"/>
-          <w:sz w:val="20"/>
-        </w:rPr>
-        <w:t>Cenário 9</w:t>
-      </w:r>
-      <w:r>
-        <w:rPr>
-          <w:rFonts w:ascii="Arial" w:hAnsi="Arial" w:cs="Arial" w:eastAsia="Arial"/>
-          <w:b w:val="0"/>
-          <w:i w:val="0"/>
-          <w:color w:val="1F2A37"/>
-          <w:sz w:val="20"/>
-        </w:rPr>
-        <w:t xml:space="preserve"> (reservatório) e o </w:t>
-      </w:r>
-      <w:r>
-        <w:rPr>
-          <w:rFonts w:ascii="Arial" w:hAnsi="Arial" w:cs="Arial" w:eastAsia="Arial"/>
-          <w:b/>
-          <w:i w:val="0"/>
-          <w:color w:val="1F2A37"/>
-          <w:sz w:val="20"/>
-        </w:rPr>
-        <w:t>Cenário 3</w:t>
-      </w:r>
-      <w:r>
-        <w:rPr>
-          <w:rFonts w:ascii="Arial" w:hAnsi="Arial" w:cs="Arial" w:eastAsia="Arial"/>
-          <w:b w:val="0"/>
-          <w:i w:val="0"/>
-          <w:color w:val="1F2A37"/>
-          <w:sz w:val="20"/>
-        </w:rPr>
-        <w:t xml:space="preserve"> (rede), e </w:t>
-      </w:r>
-      <w:r>
-        <w:rPr>
-          <w:rFonts w:ascii="Arial" w:hAnsi="Arial" w:cs="Arial" w:eastAsia="Arial"/>
-          <w:b/>
-          <w:i w:val="0"/>
-          <w:color w:val="1F2A37"/>
-          <w:sz w:val="20"/>
-        </w:rPr>
-        <w:t>nova análise</w:t>
+        <w:t>Secar e ventilar</w:t>
+      </w:r>
+      <w:r>
+        <w:rPr>
+          <w:rFonts w:ascii="Arial" w:hAnsi="Arial" w:cs="Arial" w:eastAsia="Arial"/>
+          <w:b w:val="0"/>
+          <w:i w:val="0"/>
+          <w:color w:val="1F2A37"/>
+          <w:sz w:val="20"/>
+        </w:rPr>
+        <w:t xml:space="preserve"> a área. </w:t>
+      </w:r>
+      <w:r>
+        <w:rPr>
+          <w:rFonts w:ascii="Arial" w:hAnsi="Arial" w:cs="Arial" w:eastAsia="Arial"/>
+          <w:b/>
+          <w:i w:val="0"/>
+          <w:color w:val="1F2A37"/>
+          <w:sz w:val="20"/>
+        </w:rPr>
+        <w:t>Restabelecer o selo hídrico</w:t>
+      </w:r>
+      <w:r>
+        <w:rPr>
+          <w:rFonts w:ascii="Arial" w:hAnsi="Arial" w:cs="Arial" w:eastAsia="Arial"/>
+          <w:b w:val="0"/>
+          <w:i w:val="0"/>
+          <w:color w:val="1F2A37"/>
+          <w:sz w:val="20"/>
+        </w:rPr>
+        <w:t xml:space="preserve"> de ralos e sifões (seção 6, ramo D) e conferir </w:t>
+      </w:r>
+      <w:r>
+        <w:rPr>
+          <w:rFonts w:ascii="Arial" w:hAnsi="Arial" w:cs="Arial" w:eastAsia="Arial"/>
+          <w:b/>
+          <w:i w:val="0"/>
+          <w:color w:val="1F2A37"/>
+          <w:sz w:val="20"/>
+        </w:rPr>
+        <w:t>ventilação e respiros</w:t>
       </w:r>
       <w:r>
         <w:rPr>
@@ -7067,134 +7016,6 @@
           <w:sz w:val="20"/>
         </w:rPr>
         <w:t>.</w:t>
-      </w:r>
-    </w:p>
-    <w:p>
-      <w:pPr>
-        <w:keepNext/>
-        <w:spacing w:after="80" w:before="240" w:line="280" w:lineRule="exact"/>
-      </w:pPr>
-      <w:r>
-        <w:rPr>
-          <w:rFonts w:ascii="Arial" w:hAnsi="Arial" w:cs="Arial" w:eastAsia="Arial"/>
-          <w:b/>
-          <w:i w:val="0"/>
-          <w:color w:val="1F2A37"/>
-          <w:sz w:val="22"/>
-        </w:rPr>
-        <w:t>Fase 5 — Condições de retorno à normalidade</w:t>
-      </w:r>
-    </w:p>
-    <w:p>
-      <w:pPr>
-        <w:spacing w:after="130" w:before="0" w:line="284" w:lineRule="exact"/>
-        <w:jc w:val="both"/>
-      </w:pPr>
-      <w:r>
-        <w:rPr>
-          <w:rFonts w:ascii="Arial" w:hAnsi="Arial" w:cs="Arial" w:eastAsia="Arial"/>
-          <w:b w:val="0"/>
-          <w:i w:val="0"/>
-          <w:color w:val="1F2A37"/>
-          <w:sz w:val="20"/>
-        </w:rPr>
-        <w:t xml:space="preserve">Ver os </w:t>
-      </w:r>
-      <w:r>
-        <w:rPr>
-          <w:rFonts w:ascii="Arial" w:hAnsi="Arial" w:cs="Arial" w:eastAsia="Arial"/>
-          <w:b/>
-          <w:i w:val="0"/>
-          <w:color w:val="1F2A37"/>
-          <w:sz w:val="20"/>
-        </w:rPr>
-        <w:t>critérios de retorno</w:t>
-      </w:r>
-      <w:r>
-        <w:rPr>
-          <w:rFonts w:ascii="Arial" w:hAnsi="Arial" w:cs="Arial" w:eastAsia="Arial"/>
-          <w:b w:val="0"/>
-          <w:i w:val="0"/>
-          <w:color w:val="1F2A37"/>
-          <w:sz w:val="20"/>
-        </w:rPr>
-        <w:t xml:space="preserve"> (seção 13). </w:t>
-      </w:r>
-      <w:r>
-        <w:rPr>
-          <w:rFonts w:ascii="Arial" w:hAnsi="Arial" w:cs="Arial" w:eastAsia="Arial"/>
-          <w:b/>
-          <w:i w:val="0"/>
-          <w:color w:val="1F2A37"/>
-          <w:sz w:val="20"/>
-        </w:rPr>
-        <w:t>Todos</w:t>
-      </w:r>
-      <w:r>
-        <w:rPr>
-          <w:rFonts w:ascii="Arial" w:hAnsi="Arial" w:cs="Arial" w:eastAsia="Arial"/>
-          <w:b w:val="0"/>
-          <w:i w:val="0"/>
-          <w:color w:val="1F2A37"/>
-          <w:sz w:val="20"/>
-        </w:rPr>
-        <w:t xml:space="preserve"> são necessários. Reabrir </w:t>
-      </w:r>
-      <w:r>
-        <w:rPr>
-          <w:rFonts w:ascii="Arial" w:hAnsi="Arial" w:cs="Arial" w:eastAsia="Arial"/>
-          <w:b/>
-          <w:i w:val="0"/>
-          <w:color w:val="1F2A37"/>
-          <w:sz w:val="20"/>
-        </w:rPr>
-        <w:t>por etapas</w:t>
-      </w:r>
-      <w:r>
-        <w:rPr>
-          <w:rFonts w:ascii="Arial" w:hAnsi="Arial" w:cs="Arial" w:eastAsia="Arial"/>
-          <w:b w:val="0"/>
-          <w:i w:val="0"/>
-          <w:color w:val="1F2A37"/>
-          <w:sz w:val="20"/>
-        </w:rPr>
-        <w:t xml:space="preserve">, com </w:t>
-      </w:r>
-      <w:r>
-        <w:rPr>
-          <w:rFonts w:ascii="Arial" w:hAnsi="Arial" w:cs="Arial" w:eastAsia="Arial"/>
-          <w:b/>
-          <w:i w:val="0"/>
-          <w:color w:val="1F2A37"/>
-          <w:sz w:val="20"/>
-        </w:rPr>
-        <w:t>ronda reforçada</w:t>
-      </w:r>
-      <w:r>
-        <w:rPr>
-          <w:rFonts w:ascii="Arial" w:hAnsi="Arial" w:cs="Arial" w:eastAsia="Arial"/>
-          <w:b w:val="0"/>
-          <w:i w:val="0"/>
-          <w:color w:val="1F2A37"/>
-          <w:sz w:val="20"/>
-        </w:rPr>
-        <w:t xml:space="preserve"> na área.</w:t>
-      </w:r>
-    </w:p>
-    <w:p>
-      <w:pPr>
-        <w:keepNext/>
-        <w:spacing w:after="80" w:before="240" w:line="280" w:lineRule="exact"/>
-      </w:pPr>
-      <w:r>
-        <w:rPr>
-          <w:rFonts w:ascii="Arial" w:hAnsi="Arial" w:cs="Arial" w:eastAsia="Arial"/>
-          <w:b/>
-          <w:i w:val="0"/>
-          <w:color w:val="1F2A37"/>
-          <w:sz w:val="22"/>
-        </w:rPr>
-        <w:t>Fase 6 — Registro e lições</w:t>
       </w:r>
     </w:p>
     <w:p>
@@ -7214,58 +7035,216 @@
           <w:color w:val="2F4162"/>
           <w:sz w:val="20"/>
         </w:rPr>
-        <w:t>1.</w:t>
+        <w:t>6.</w:t>
         <w:tab/>
       </w:r>
       <w:r>
         <w:rPr>
           <w:rFonts w:ascii="Arial" w:hAnsi="Arial" w:cs="Arial" w:eastAsia="Arial"/>
-          <w:b w:val="0"/>
-          <w:i w:val="0"/>
-          <w:color w:val="1F2A37"/>
-          <w:sz w:val="20"/>
-        </w:rPr>
-        <w:t xml:space="preserve">Fechar o </w:t>
-      </w:r>
-      <w:r>
-        <w:rPr>
-          <w:rFonts w:ascii="Arial" w:hAnsi="Arial" w:cs="Arial" w:eastAsia="Arial"/>
-          <w:b/>
-          <w:i w:val="0"/>
-          <w:color w:val="1F2A37"/>
-          <w:sz w:val="20"/>
-        </w:rPr>
-        <w:t>registro do incidente</w:t>
-      </w:r>
-      <w:r>
-        <w:rPr>
-          <w:rFonts w:ascii="Arial" w:hAnsi="Arial" w:cs="Arial" w:eastAsia="Arial"/>
-          <w:b w:val="0"/>
-          <w:i w:val="0"/>
-          <w:color w:val="1F2A37"/>
-          <w:sz w:val="20"/>
-        </w:rPr>
-        <w:t xml:space="preserve"> (seção 17): linha do tempo, evidências, laudos, notas de serviço, decisões, quem autorizou, </w:t>
-      </w:r>
-      <w:r>
-        <w:rPr>
-          <w:rFonts w:ascii="Arial" w:hAnsi="Arial" w:cs="Arial" w:eastAsia="Arial"/>
-          <w:b/>
-          <w:i w:val="0"/>
-          <w:color w:val="1F2A37"/>
-          <w:sz w:val="20"/>
-        </w:rPr>
-        <w:t>comunicações</w:t>
-      </w:r>
-      <w:r>
-        <w:rPr>
-          <w:rFonts w:ascii="Arial" w:hAnsi="Arial" w:cs="Arial" w:eastAsia="Arial"/>
-          <w:b w:val="0"/>
-          <w:i w:val="0"/>
-          <w:color w:val="1F2A37"/>
-          <w:sz w:val="20"/>
-        </w:rPr>
-        <w:t xml:space="preserve"> a locatários, seguradora e órgãos.</w:t>
+          <w:b/>
+          <w:i w:val="0"/>
+          <w:color w:val="1F2A37"/>
+          <w:sz w:val="20"/>
+        </w:rPr>
+        <w:t>Ramo E:</w:t>
+      </w:r>
+      <w:r>
+        <w:rPr>
+          <w:rFonts w:ascii="Arial" w:hAnsi="Arial" w:cs="Arial" w:eastAsia="Arial"/>
+          <w:b w:val="0"/>
+          <w:i w:val="0"/>
+          <w:color w:val="1F2A37"/>
+          <w:sz w:val="20"/>
+        </w:rPr>
+        <w:t xml:space="preserve"> limpeza e desinfecção da água potável conforme o </w:t>
+      </w:r>
+      <w:r>
+        <w:rPr>
+          <w:rFonts w:ascii="Arial" w:hAnsi="Arial" w:cs="Arial" w:eastAsia="Arial"/>
+          <w:b/>
+          <w:i w:val="0"/>
+          <w:color w:val="1F2A37"/>
+          <w:sz w:val="20"/>
+        </w:rPr>
+        <w:t>Cenário 9</w:t>
+      </w:r>
+      <w:r>
+        <w:rPr>
+          <w:rFonts w:ascii="Arial" w:hAnsi="Arial" w:cs="Arial" w:eastAsia="Arial"/>
+          <w:b w:val="0"/>
+          <w:i w:val="0"/>
+          <w:color w:val="1F2A37"/>
+          <w:sz w:val="20"/>
+        </w:rPr>
+        <w:t xml:space="preserve"> (reservatório) e o </w:t>
+      </w:r>
+      <w:r>
+        <w:rPr>
+          <w:rFonts w:ascii="Arial" w:hAnsi="Arial" w:cs="Arial" w:eastAsia="Arial"/>
+          <w:b/>
+          <w:i w:val="0"/>
+          <w:color w:val="1F2A37"/>
+          <w:sz w:val="20"/>
+        </w:rPr>
+        <w:t>Cenário 3</w:t>
+      </w:r>
+      <w:r>
+        <w:rPr>
+          <w:rFonts w:ascii="Arial" w:hAnsi="Arial" w:cs="Arial" w:eastAsia="Arial"/>
+          <w:b w:val="0"/>
+          <w:i w:val="0"/>
+          <w:color w:val="1F2A37"/>
+          <w:sz w:val="20"/>
+        </w:rPr>
+        <w:t xml:space="preserve"> (rede), e </w:t>
+      </w:r>
+      <w:r>
+        <w:rPr>
+          <w:rFonts w:ascii="Arial" w:hAnsi="Arial" w:cs="Arial" w:eastAsia="Arial"/>
+          <w:b/>
+          <w:i w:val="0"/>
+          <w:color w:val="1F2A37"/>
+          <w:sz w:val="20"/>
+        </w:rPr>
+        <w:t>nova análise</w:t>
+      </w:r>
+      <w:r>
+        <w:rPr>
+          <w:rFonts w:ascii="Arial" w:hAnsi="Arial" w:cs="Arial" w:eastAsia="Arial"/>
+          <w:b w:val="0"/>
+          <w:i w:val="0"/>
+          <w:color w:val="1F2A37"/>
+          <w:sz w:val="20"/>
+        </w:rPr>
+        <w:t>.</w:t>
+      </w:r>
+    </w:p>
+    <w:p>
+      <w:pPr>
+        <w:keepNext/>
+        <w:spacing w:after="80" w:before="240" w:line="280" w:lineRule="exact"/>
+      </w:pPr>
+      <w:r>
+        <w:rPr>
+          <w:rFonts w:ascii="Arial" w:hAnsi="Arial" w:cs="Arial" w:eastAsia="Arial"/>
+          <w:b/>
+          <w:i w:val="0"/>
+          <w:color w:val="1F2A37"/>
+          <w:sz w:val="22"/>
+        </w:rPr>
+        <w:t>Fase 5 — Condições de retorno à normalidade</w:t>
+      </w:r>
+    </w:p>
+    <w:p>
+      <w:pPr>
+        <w:spacing w:after="130" w:before="0" w:line="284" w:lineRule="exact"/>
+        <w:jc w:val="both"/>
+      </w:pPr>
+      <w:r>
+        <w:rPr>
+          <w:rFonts w:ascii="Arial" w:hAnsi="Arial" w:cs="Arial" w:eastAsia="Arial"/>
+          <w:b w:val="0"/>
+          <w:i w:val="0"/>
+          <w:color w:val="1F2A37"/>
+          <w:sz w:val="20"/>
+        </w:rPr>
+        <w:t xml:space="preserve">Ver os </w:t>
+      </w:r>
+      <w:r>
+        <w:rPr>
+          <w:rFonts w:ascii="Arial" w:hAnsi="Arial" w:cs="Arial" w:eastAsia="Arial"/>
+          <w:b/>
+          <w:i w:val="0"/>
+          <w:color w:val="1F2A37"/>
+          <w:sz w:val="20"/>
+        </w:rPr>
+        <w:t>critérios de retorno</w:t>
+      </w:r>
+      <w:r>
+        <w:rPr>
+          <w:rFonts w:ascii="Arial" w:hAnsi="Arial" w:cs="Arial" w:eastAsia="Arial"/>
+          <w:b w:val="0"/>
+          <w:i w:val="0"/>
+          <w:color w:val="1F2A37"/>
+          <w:sz w:val="20"/>
+        </w:rPr>
+        <w:t xml:space="preserve"> (seção 13). </w:t>
+      </w:r>
+      <w:r>
+        <w:rPr>
+          <w:rFonts w:ascii="Arial" w:hAnsi="Arial" w:cs="Arial" w:eastAsia="Arial"/>
+          <w:b/>
+          <w:i w:val="0"/>
+          <w:color w:val="1F2A37"/>
+          <w:sz w:val="20"/>
+        </w:rPr>
+        <w:t>Todos</w:t>
+      </w:r>
+      <w:r>
+        <w:rPr>
+          <w:rFonts w:ascii="Arial" w:hAnsi="Arial" w:cs="Arial" w:eastAsia="Arial"/>
+          <w:b w:val="0"/>
+          <w:i w:val="0"/>
+          <w:color w:val="1F2A37"/>
+          <w:sz w:val="20"/>
+        </w:rPr>
+        <w:t xml:space="preserve"> são necessários. Reabrir </w:t>
+      </w:r>
+      <w:r>
+        <w:rPr>
+          <w:rFonts w:ascii="Arial" w:hAnsi="Arial" w:cs="Arial" w:eastAsia="Arial"/>
+          <w:b/>
+          <w:i w:val="0"/>
+          <w:color w:val="1F2A37"/>
+          <w:sz w:val="20"/>
+        </w:rPr>
+        <w:t>por etapas</w:t>
+      </w:r>
+      <w:r>
+        <w:rPr>
+          <w:rFonts w:ascii="Arial" w:hAnsi="Arial" w:cs="Arial" w:eastAsia="Arial"/>
+          <w:b w:val="0"/>
+          <w:i w:val="0"/>
+          <w:color w:val="1F2A37"/>
+          <w:sz w:val="20"/>
+        </w:rPr>
+        <w:t xml:space="preserve">, com </w:t>
+      </w:r>
+      <w:r>
+        <w:rPr>
+          <w:rFonts w:ascii="Arial" w:hAnsi="Arial" w:cs="Arial" w:eastAsia="Arial"/>
+          <w:b/>
+          <w:i w:val="0"/>
+          <w:color w:val="1F2A37"/>
+          <w:sz w:val="20"/>
+        </w:rPr>
+        <w:t>ronda reforçada</w:t>
+      </w:r>
+      <w:r>
+        <w:rPr>
+          <w:rFonts w:ascii="Arial" w:hAnsi="Arial" w:cs="Arial" w:eastAsia="Arial"/>
+          <w:b w:val="0"/>
+          <w:i w:val="0"/>
+          <w:color w:val="1F2A37"/>
+          <w:sz w:val="20"/>
+        </w:rPr>
+        <w:t xml:space="preserve"> na área.</w:t>
+      </w:r>
+    </w:p>
+    <w:p>
+      <w:pPr>
+        <w:keepNext/>
+        <w:spacing w:after="80" w:before="240" w:line="280" w:lineRule="exact"/>
+      </w:pPr>
+      <w:r>
+        <w:rPr>
+          <w:rFonts w:ascii="Arial" w:hAnsi="Arial" w:cs="Arial" w:eastAsia="Arial"/>
+          <w:b/>
+          <w:i w:val="0"/>
+          <w:color w:val="1F2A37"/>
+          <w:sz w:val="22"/>
+        </w:rPr>
+        <w:t>Fase 6 — Registro e lições</w:t>
       </w:r>
     </w:p>
     <w:p>
@@ -7285,48 +7264,58 @@
           <w:color w:val="2F4162"/>
           <w:sz w:val="20"/>
         </w:rPr>
-        <w:t>2.</w:t>
+        <w:t>1.</w:t>
         <w:tab/>
       </w:r>
       <w:r>
         <w:rPr>
           <w:rFonts w:ascii="Arial" w:hAnsi="Arial" w:cs="Arial" w:eastAsia="Arial"/>
-          <w:b/>
-          <w:i w:val="0"/>
-          <w:color w:val="1F2A37"/>
-          <w:sz w:val="20"/>
-        </w:rPr>
-        <w:t>Atualizar a ficha</w:t>
-      </w:r>
-      <w:r>
-        <w:rPr>
-          <w:rFonts w:ascii="Arial" w:hAnsi="Arial" w:cs="Arial" w:eastAsia="Arial"/>
-          <w:b w:val="0"/>
-          <w:i w:val="0"/>
-          <w:color w:val="1F2A37"/>
-          <w:sz w:val="20"/>
-        </w:rPr>
-        <w:t xml:space="preserve"> (válvula de retenção, ladrão, bomba reserva, ligação de dreno, ponto baixo, causa) e a </w:t>
-      </w:r>
-      <w:r>
-        <w:rPr>
-          <w:rFonts w:ascii="Arial" w:hAnsi="Arial" w:cs="Arial" w:eastAsia="Arial"/>
-          <w:b/>
-          <w:i w:val="0"/>
-          <w:color w:val="1F2A37"/>
-          <w:sz w:val="20"/>
-        </w:rPr>
-        <w:t>matriz sistema × cenário</w:t>
-      </w:r>
-      <w:r>
-        <w:rPr>
-          <w:rFonts w:ascii="Arial" w:hAnsi="Arial" w:cs="Arial" w:eastAsia="Arial"/>
-          <w:b w:val="0"/>
-          <w:i w:val="0"/>
-          <w:color w:val="1F2A37"/>
-          <w:sz w:val="20"/>
-        </w:rPr>
-        <w:t>.</w:t>
+          <w:b w:val="0"/>
+          <w:i w:val="0"/>
+          <w:color w:val="1F2A37"/>
+          <w:sz w:val="20"/>
+        </w:rPr>
+        <w:t xml:space="preserve">Fechar o </w:t>
+      </w:r>
+      <w:r>
+        <w:rPr>
+          <w:rFonts w:ascii="Arial" w:hAnsi="Arial" w:cs="Arial" w:eastAsia="Arial"/>
+          <w:b/>
+          <w:i w:val="0"/>
+          <w:color w:val="1F2A37"/>
+          <w:sz w:val="20"/>
+        </w:rPr>
+        <w:t>registro do incidente</w:t>
+      </w:r>
+      <w:r>
+        <w:rPr>
+          <w:rFonts w:ascii="Arial" w:hAnsi="Arial" w:cs="Arial" w:eastAsia="Arial"/>
+          <w:b w:val="0"/>
+          <w:i w:val="0"/>
+          <w:color w:val="1F2A37"/>
+          <w:sz w:val="20"/>
+        </w:rPr>
+        <w:t xml:space="preserve"> (seção 17): linha do tempo, evidências, laudos, notas de serviço, decisões, quem autorizou, </w:t>
+      </w:r>
+      <w:r>
+        <w:rPr>
+          <w:rFonts w:ascii="Arial" w:hAnsi="Arial" w:cs="Arial" w:eastAsia="Arial"/>
+          <w:b/>
+          <w:i w:val="0"/>
+          <w:color w:val="1F2A37"/>
+          <w:sz w:val="20"/>
+        </w:rPr>
+        <w:t>comunicações</w:t>
+      </w:r>
+      <w:r>
+        <w:rPr>
+          <w:rFonts w:ascii="Arial" w:hAnsi="Arial" w:cs="Arial" w:eastAsia="Arial"/>
+          <w:b w:val="0"/>
+          <w:i w:val="0"/>
+          <w:color w:val="1F2A37"/>
+          <w:sz w:val="20"/>
+        </w:rPr>
+        <w:t xml:space="preserve"> a locatários, seguradora e órgãos.</w:t>
       </w:r>
     </w:p>
     <w:p>
@@ -7346,7 +7335,7 @@
           <w:color w:val="2F4162"/>
           <w:sz w:val="20"/>
         </w:rPr>
-        <w:t>3.</w:t>
+        <w:t>2.</w:t>
         <w:tab/>
       </w:r>
       <w:r>
@@ -7357,57 +7346,37 @@
           <w:color w:val="1F2A37"/>
           <w:sz w:val="20"/>
         </w:rPr>
-        <w:t>Revisar este procedimento</w:t>
-      </w:r>
-      <w:r>
-        <w:rPr>
-          <w:rFonts w:ascii="Arial" w:hAnsi="Arial" w:cs="Arial" w:eastAsia="Arial"/>
-          <w:b w:val="0"/>
-          <w:i w:val="0"/>
-          <w:color w:val="1F2A37"/>
-          <w:sz w:val="20"/>
-        </w:rPr>
-        <w:t xml:space="preserve"> com o que o incidente mostrou. Se a causa é </w:t>
-      </w:r>
-      <w:r>
-        <w:rPr>
-          <w:rFonts w:ascii="Arial" w:hAnsi="Arial" w:cs="Arial" w:eastAsia="Arial"/>
-          <w:b/>
-          <w:i w:val="0"/>
-          <w:color w:val="1F2A37"/>
-          <w:sz w:val="20"/>
-        </w:rPr>
-        <w:t>manutenção que não foi feita</w:t>
-      </w:r>
-      <w:r>
-        <w:rPr>
-          <w:rFonts w:ascii="Arial" w:hAnsi="Arial" w:cs="Arial" w:eastAsia="Arial"/>
-          <w:b w:val="0"/>
-          <w:i w:val="0"/>
-          <w:color w:val="1F2A37"/>
-          <w:sz w:val="20"/>
-        </w:rPr>
-        <w:t xml:space="preserve">, registrar </w:t>
-      </w:r>
-      <w:r>
-        <w:rPr>
-          <w:rFonts w:ascii="Arial" w:hAnsi="Arial" w:cs="Arial" w:eastAsia="Arial"/>
-          <w:b/>
-          <w:i w:val="0"/>
-          <w:color w:val="1F2A37"/>
-          <w:sz w:val="20"/>
-        </w:rPr>
-        <w:t>sem apontar culpado</w:t>
-      </w:r>
-      <w:r>
-        <w:rPr>
-          <w:rFonts w:ascii="Arial" w:hAnsi="Arial" w:cs="Arial" w:eastAsia="Arial"/>
-          <w:b w:val="0"/>
-          <w:i w:val="0"/>
-          <w:color w:val="1F2A37"/>
-          <w:sz w:val="20"/>
-        </w:rPr>
-        <w:t xml:space="preserve"> antes da análise.</w:t>
+        <w:t>Atualizar a ficha</w:t>
+      </w:r>
+      <w:r>
+        <w:rPr>
+          <w:rFonts w:ascii="Arial" w:hAnsi="Arial" w:cs="Arial" w:eastAsia="Arial"/>
+          <w:b w:val="0"/>
+          <w:i w:val="0"/>
+          <w:color w:val="1F2A37"/>
+          <w:sz w:val="20"/>
+        </w:rPr>
+        <w:t xml:space="preserve"> (válvula de retenção, ladrão, bomba reserva, ligação de dreno, ponto baixo, causa) e a </w:t>
+      </w:r>
+      <w:r>
+        <w:rPr>
+          <w:rFonts w:ascii="Arial" w:hAnsi="Arial" w:cs="Arial" w:eastAsia="Arial"/>
+          <w:b/>
+          <w:i w:val="0"/>
+          <w:color w:val="1F2A37"/>
+          <w:sz w:val="20"/>
+        </w:rPr>
+        <w:t>matriz sistema × cenário</w:t>
+      </w:r>
+      <w:r>
+        <w:rPr>
+          <w:rFonts w:ascii="Arial" w:hAnsi="Arial" w:cs="Arial" w:eastAsia="Arial"/>
+          <w:b w:val="0"/>
+          <w:i w:val="0"/>
+          <w:color w:val="1F2A37"/>
+          <w:sz w:val="20"/>
+        </w:rPr>
+        <w:t>.</w:t>
       </w:r>
     </w:p>
     <w:p>
@@ -7427,6 +7396,87 @@
           <w:color w:val="2F4162"/>
           <w:sz w:val="20"/>
         </w:rPr>
+        <w:t>3.</w:t>
+        <w:tab/>
+      </w:r>
+      <w:r>
+        <w:rPr>
+          <w:rFonts w:ascii="Arial" w:hAnsi="Arial" w:cs="Arial" w:eastAsia="Arial"/>
+          <w:b/>
+          <w:i w:val="0"/>
+          <w:color w:val="1F2A37"/>
+          <w:sz w:val="20"/>
+        </w:rPr>
+        <w:t>Revisar este procedimento</w:t>
+      </w:r>
+      <w:r>
+        <w:rPr>
+          <w:rFonts w:ascii="Arial" w:hAnsi="Arial" w:cs="Arial" w:eastAsia="Arial"/>
+          <w:b w:val="0"/>
+          <w:i w:val="0"/>
+          <w:color w:val="1F2A37"/>
+          <w:sz w:val="20"/>
+        </w:rPr>
+        <w:t xml:space="preserve"> com o que o incidente mostrou. Se a causa é </w:t>
+      </w:r>
+      <w:r>
+        <w:rPr>
+          <w:rFonts w:ascii="Arial" w:hAnsi="Arial" w:cs="Arial" w:eastAsia="Arial"/>
+          <w:b/>
+          <w:i w:val="0"/>
+          <w:color w:val="1F2A37"/>
+          <w:sz w:val="20"/>
+        </w:rPr>
+        <w:t>manutenção que não foi feita</w:t>
+      </w:r>
+      <w:r>
+        <w:rPr>
+          <w:rFonts w:ascii="Arial" w:hAnsi="Arial" w:cs="Arial" w:eastAsia="Arial"/>
+          <w:b w:val="0"/>
+          <w:i w:val="0"/>
+          <w:color w:val="1F2A37"/>
+          <w:sz w:val="20"/>
+        </w:rPr>
+        <w:t xml:space="preserve">, registrar </w:t>
+      </w:r>
+      <w:r>
+        <w:rPr>
+          <w:rFonts w:ascii="Arial" w:hAnsi="Arial" w:cs="Arial" w:eastAsia="Arial"/>
+          <w:b/>
+          <w:i w:val="0"/>
+          <w:color w:val="1F2A37"/>
+          <w:sz w:val="20"/>
+        </w:rPr>
+        <w:t>sem apontar culpado</w:t>
+      </w:r>
+      <w:r>
+        <w:rPr>
+          <w:rFonts w:ascii="Arial" w:hAnsi="Arial" w:cs="Arial" w:eastAsia="Arial"/>
+          <w:b w:val="0"/>
+          <w:i w:val="0"/>
+          <w:color w:val="1F2A37"/>
+          <w:sz w:val="20"/>
+        </w:rPr>
+        <w:t xml:space="preserve"> antes da análise.</w:t>
+      </w:r>
+    </w:p>
+    <w:p>
+      <w:pPr>
+        <w:tabs>
+          <w:tab w:pos="260" w:val="left"/>
+        </w:tabs>
+        <w:spacing w:after="60" w:before="0" w:line="284" w:lineRule="exact"/>
+        <w:ind w:left="260" w:hanging="260"/>
+        <w:jc w:val="both"/>
+      </w:pPr>
+      <w:r>
+        <w:rPr>
+          <w:rFonts w:ascii="Arial" w:hAnsi="Arial" w:cs="Arial" w:eastAsia="Arial"/>
+          <w:b w:val="0"/>
+          <w:i w:val="0"/>
+          <w:color w:val="2F4162"/>
+          <w:sz w:val="20"/>
+        </w:rPr>
         <w:t>4.</w:t>
         <w:tab/>
       </w:r>
@@ -7464,6 +7514,7 @@
     <w:p>
       <w:pPr>
         <w:keepNext/>
+        <w:pageBreakBefore/>
         <w:pBdr>
           <w:bottom w:val="single" w:sz="8" w:space="5" w:color="2F4162"/>
         </w:pBdr>
@@ -15128,6 +15179,7 @@
     <w:p>
       <w:pPr>
         <w:keepNext/>
+        <w:pageBreakBefore/>
         <w:pBdr>
           <w:bottom w:val="single" w:sz="8" w:space="5" w:color="2F4162"/>
         </w:pBdr>
@@ -16780,6 +16832,7 @@
     <w:p>
       <w:pPr>
         <w:keepNext/>
+        <w:pageBreakBefore/>
         <w:pBdr>
           <w:bottom w:val="single" w:sz="8" w:space="5" w:color="2F4162"/>
         </w:pBdr>
@@ -19302,6 +19355,7 @@
     <w:p>
       <w:pPr>
         <w:keepNext/>
+        <w:pageBreakBefore/>
         <w:pBdr>
           <w:bottom w:val="single" w:sz="8" w:space="5" w:color="2F4162"/>
         </w:pBdr>
@@ -22123,6 +22177,7 @@
     <w:p>
       <w:pPr>
         <w:keepNext/>
+        <w:pageBreakBefore/>
         <w:pBdr>
           <w:bottom w:val="single" w:sz="8" w:space="5" w:color="2F4162"/>
         </w:pBdr>
@@ -23258,7 +23313,7 @@
           <w:color w:val="1F2A37"/>
           <w:sz w:val="20"/>
         </w:rPr>
-        <w:t xml:space="preserve"> por período definido pelo RT ⚠ (sugestão: </w:t>
+        <w:t xml:space="preserve"> por período definido pelo responsável técnico ⚠ (sugestão: </w:t>
       </w:r>
       <w:r>
         <w:rPr>
@@ -23470,6 +23525,7 @@
     <w:p>
       <w:pPr>
         <w:keepNext/>
+        <w:pageBreakBefore/>
         <w:pBdr>
           <w:bottom w:val="single" w:sz="8" w:space="5" w:color="2F4162"/>
         </w:pBdr>
@@ -24559,6 +24615,7 @@
     <w:p>
       <w:pPr>
         <w:keepNext/>
+        <w:pageBreakBefore/>
         <w:pBdr>
           <w:bottom w:val="single" w:sz="8" w:space="5" w:color="2F4162"/>
         </w:pBdr>
@@ -24573,6 +24630,122 @@
           <w:sz w:val="27"/>
         </w:rPr>
         <w:t>15. Modelos de comunicação</w:t>
+      </w:r>
+    </w:p>
+    <w:p>
+      <w:pPr>
+        <w:spacing w:after="130" w:before="0" w:line="284" w:lineRule="exact"/>
+        <w:jc w:val="both"/>
+      </w:pPr>
+      <w:r>
+        <w:rPr>
+          <w:rFonts w:ascii="Arial" w:hAnsi="Arial" w:cs="Arial" w:eastAsia="Arial"/>
+          <w:b w:val="0"/>
+          <w:i w:val="0"/>
+          <w:color w:val="1F2A37"/>
+          <w:sz w:val="20"/>
+        </w:rPr>
+        <w:t xml:space="preserve">Os </w:t>
+      </w:r>
+      <w:r>
+        <w:rPr>
+          <w:rFonts w:ascii="Arial" w:hAnsi="Arial" w:cs="Arial" w:eastAsia="Arial"/>
+          <w:b/>
+          <w:i w:val="0"/>
+          <w:color w:val="1F2A37"/>
+          <w:sz w:val="20"/>
+        </w:rPr>
+        <w:t>modelos-padrão</w:t>
+      </w:r>
+      <w:r>
+        <w:rPr>
+          <w:rFonts w:ascii="Arial" w:hAnsi="Arial" w:cs="Arial" w:eastAsia="Arial"/>
+          <w:b w:val="0"/>
+          <w:i w:val="0"/>
+          <w:color w:val="1F2A37"/>
+          <w:sz w:val="20"/>
+        </w:rPr>
+        <w:t xml:space="preserve"> de aviso (9.1 a 9.11), a </w:t>
+      </w:r>
+      <w:r>
+        <w:rPr>
+          <w:rFonts w:ascii="Arial" w:hAnsi="Arial" w:cs="Arial" w:eastAsia="Arial"/>
+          <w:b/>
+          <w:i w:val="0"/>
+          <w:color w:val="1F2A37"/>
+          <w:sz w:val="20"/>
+        </w:rPr>
+        <w:t>classificação G1, G2 e G3</w:t>
+      </w:r>
+      <w:r>
+        <w:rPr>
+          <w:rFonts w:ascii="Arial" w:hAnsi="Arial" w:cs="Arial" w:eastAsia="Arial"/>
+          <w:b w:val="0"/>
+          <w:i w:val="0"/>
+          <w:color w:val="1F2A37"/>
+          <w:sz w:val="20"/>
+        </w:rPr>
+        <w:t xml:space="preserve"> e a </w:t>
+      </w:r>
+      <w:r>
+        <w:rPr>
+          <w:rFonts w:ascii="Arial" w:hAnsi="Arial" w:cs="Arial" w:eastAsia="Arial"/>
+          <w:b/>
+          <w:i w:val="0"/>
+          <w:color w:val="1F2A37"/>
+          <w:sz w:val="20"/>
+        </w:rPr>
+        <w:t>matriz de destinatários</w:t>
+      </w:r>
+      <w:r>
+        <w:rPr>
+          <w:rFonts w:ascii="Arial" w:hAnsi="Arial" w:cs="Arial" w:eastAsia="Arial"/>
+          <w:b w:val="0"/>
+          <w:i w:val="0"/>
+          <w:color w:val="1F2A37"/>
+          <w:sz w:val="20"/>
+        </w:rPr>
+        <w:t xml:space="preserve"> estão no </w:t>
+      </w:r>
+      <w:r>
+        <w:rPr>
+          <w:rFonts w:ascii="Arial" w:hAnsi="Arial" w:cs="Arial" w:eastAsia="Arial"/>
+          <w:b/>
+          <w:i w:val="0"/>
+          <w:color w:val="1F2A37"/>
+          <w:sz w:val="20"/>
+        </w:rPr>
+        <w:t>Cenário T</w:t>
+      </w:r>
+      <w:r>
+        <w:rPr>
+          <w:rFonts w:ascii="Arial" w:hAnsi="Arial" w:cs="Arial" w:eastAsia="Arial"/>
+          <w:b w:val="0"/>
+          <w:i w:val="0"/>
+          <w:color w:val="1F2A37"/>
+          <w:sz w:val="20"/>
+        </w:rPr>
+        <w:t xml:space="preserve">. Os modelos abaixo são </w:t>
+      </w:r>
+      <w:r>
+        <w:rPr>
+          <w:rFonts w:ascii="Arial" w:hAnsi="Arial" w:cs="Arial" w:eastAsia="Arial"/>
+          <w:b/>
+          <w:i w:val="0"/>
+          <w:color w:val="1F2A37"/>
+          <w:sz w:val="20"/>
+        </w:rPr>
+        <w:t>específicos deste cenário</w:t>
+      </w:r>
+      <w:r>
+        <w:rPr>
+          <w:rFonts w:ascii="Arial" w:hAnsi="Arial" w:cs="Arial" w:eastAsia="Arial"/>
+          <w:b w:val="0"/>
+          <w:i w:val="0"/>
+          <w:color w:val="1F2A37"/>
+          <w:sz w:val="20"/>
+        </w:rPr>
+        <w:t>.</w:t>
       </w:r>
     </w:p>
     <w:p>
@@ -25128,6 +25301,7 @@
     <w:p>
       <w:pPr>
         <w:keepNext/>
+        <w:pageBreakBefore/>
         <w:pBdr>
           <w:bottom w:val="single" w:sz="8" w:space="5" w:color="2F4162"/>
         </w:pBdr>
@@ -26561,6 +26735,7 @@
     <w:p>
       <w:pPr>
         <w:keepNext/>
+        <w:pageBreakBefore/>
         <w:pBdr>
           <w:bottom w:val="single" w:sz="8" w:space="5" w:color="2F4162"/>
         </w:pBdr>
@@ -27525,6 +27700,7 @@
     <w:p>
       <w:pPr>
         <w:keepNext/>
+        <w:pageBreakBefore/>
         <w:pBdr>
           <w:bottom w:val="single" w:sz="8" w:space="5" w:color="2F4162"/>
         </w:pBdr>
